--- a/report_optics/レンズの焦点距離の測定とレーザー光の回折と干渉_報告書.docx
+++ b/report_optics/レンズの焦点距離の測定とレーザー光の回折と干渉_報告書.docx
@@ -2964,7 +2964,7 @@
                 <w:color w:val="000000"/>
                 <w:sz w:val="17"/>
               </w:rPr>
-              <w:t>176.405</w:t>
+              <w:t>22.370</w:t>
             </w:r>
           </w:p>
         </w:tc>
@@ -2984,7 +2984,7 @@
                 <w:color w:val="000000"/>
                 <w:sz w:val="17"/>
               </w:rPr>
-              <w:t>151.235</w:t>
+              <w:t>41.600</w:t>
             </w:r>
           </w:p>
         </w:tc>
@@ -3004,7 +3004,7 @@
                 <w:color w:val="000000"/>
                 <w:sz w:val="17"/>
               </w:rPr>
-              <w:t>130.000</w:t>
+              <w:t>62.620</w:t>
             </w:r>
           </w:p>
         </w:tc>
@@ -3024,7 +3024,7 @@
                 <w:color w:val="000000"/>
                 <w:sz w:val="17"/>
               </w:rPr>
-              <w:t>98.500</w:t>
+              <w:t>104.620</w:t>
             </w:r>
           </w:p>
         </w:tc>
@@ -3044,7 +3044,7 @@
                 <w:color w:val="000000"/>
                 <w:sz w:val="17"/>
               </w:rPr>
-              <w:t>46.16</w:t>
+              <w:t>40.00</w:t>
             </w:r>
           </w:p>
         </w:tc>
@@ -3064,7 +3064,7 @@
                 <w:color w:val="000000"/>
                 <w:sz w:val="17"/>
               </w:rPr>
-              <w:t>52.49</w:t>
+              <w:t>62.77</w:t>
             </w:r>
           </w:p>
         </w:tc>
@@ -3084,7 +3084,7 @@
                 <w:color w:val="000000"/>
                 <w:sz w:val="17"/>
               </w:rPr>
-              <w:t>0.02166</w:t>
+              <w:t>0.02500</w:t>
             </w:r>
           </w:p>
         </w:tc>
@@ -3104,7 +3104,7 @@
                 <w:color w:val="000000"/>
                 <w:sz w:val="17"/>
               </w:rPr>
-              <w:t>0.01905</w:t>
+              <w:t>0.01593</w:t>
             </w:r>
           </w:p>
         </w:tc>
@@ -3124,7 +3124,7 @@
                 <w:color w:val="000000"/>
                 <w:sz w:val="17"/>
               </w:rPr>
-              <w:t>24.56</w:t>
+              <w:t>24.43</w:t>
             </w:r>
           </w:p>
         </w:tc>
@@ -3166,7 +3166,7 @@
                 <w:color w:val="000000"/>
                 <w:sz w:val="17"/>
               </w:rPr>
-              <w:t>176.360</w:t>
+              <w:t>22.555</w:t>
             </w:r>
           </w:p>
         </w:tc>
@@ -3186,7 +3186,7 @@
                 <w:color w:val="000000"/>
                 <w:sz w:val="17"/>
               </w:rPr>
-              <w:t>151.510</w:t>
+              <w:t>32.000</w:t>
             </w:r>
           </w:p>
         </w:tc>
@@ -3206,7 +3206,7 @@
                 <w:color w:val="000000"/>
                 <w:sz w:val="17"/>
               </w:rPr>
-              <w:t>130.000</w:t>
+              <w:t>53.300</w:t>
             </w:r>
           </w:p>
         </w:tc>
@@ -3226,7 +3226,7 @@
                 <w:color w:val="000000"/>
                 <w:sz w:val="17"/>
               </w:rPr>
-              <w:t>98.500</w:t>
+              <w:t>153.810</w:t>
             </w:r>
           </w:p>
         </w:tc>
@@ -3246,7 +3246,7 @@
                 <w:color w:val="000000"/>
                 <w:sz w:val="17"/>
               </w:rPr>
-              <w:t>46.11</w:t>
+              <w:t>30.50</w:t>
             </w:r>
           </w:p>
         </w:tc>
@@ -3266,7 +3266,7 @@
                 <w:color w:val="000000"/>
                 <w:sz w:val="17"/>
               </w:rPr>
-              <w:t>52.76</w:t>
+              <w:t>121.56</w:t>
             </w:r>
           </w:p>
         </w:tc>
@@ -3286,7 +3286,7 @@
                 <w:color w:val="000000"/>
                 <w:sz w:val="17"/>
               </w:rPr>
-              <w:t>0.02169</w:t>
+              <w:t>0.03279</w:t>
             </w:r>
           </w:p>
         </w:tc>
@@ -3306,7 +3306,7 @@
                 <w:color w:val="000000"/>
                 <w:sz w:val="17"/>
               </w:rPr>
-              <w:t>0.01895</w:t>
+              <w:t>0.00823</w:t>
             </w:r>
           </w:p>
         </w:tc>
@@ -3326,7 +3326,7 @@
                 <w:color w:val="000000"/>
                 <w:sz w:val="17"/>
               </w:rPr>
-              <w:t>24.61</w:t>
+              <w:t>24.38</w:t>
             </w:r>
           </w:p>
         </w:tc>
@@ -3368,7 +3368,7 @@
                 <w:color w:val="000000"/>
                 <w:sz w:val="17"/>
               </w:rPr>
-              <w:t>176.330</w:t>
+              <w:t>22.400</w:t>
             </w:r>
           </w:p>
         </w:tc>
@@ -3388,7 +3388,7 @@
                 <w:color w:val="000000"/>
                 <w:sz w:val="17"/>
               </w:rPr>
-              <w:t>151.470</w:t>
+              <w:t>55.310</w:t>
             </w:r>
           </w:p>
         </w:tc>
@@ -3408,7 +3408,7 @@
                 <w:color w:val="000000"/>
                 <w:sz w:val="17"/>
               </w:rPr>
-              <w:t>130.115</w:t>
+              <w:t>76.705</w:t>
             </w:r>
           </w:p>
         </w:tc>
@@ -3428,7 +3428,7 @@
                 <w:color w:val="000000"/>
                 <w:sz w:val="17"/>
               </w:rPr>
-              <w:t>98.570</w:t>
+              <w:t>102.000</w:t>
             </w:r>
           </w:p>
         </w:tc>
@@ -3448,7 +3448,7 @@
                 <w:color w:val="000000"/>
                 <w:sz w:val="17"/>
               </w:rPr>
-              <w:t>45.97</w:t>
+              <w:t>54.06</w:t>
             </w:r>
           </w:p>
         </w:tc>
@@ -3468,7 +3468,7 @@
                 <w:color w:val="000000"/>
                 <w:sz w:val="17"/>
               </w:rPr>
-              <w:t>52.65</w:t>
+              <w:t>46.44</w:t>
             </w:r>
           </w:p>
         </w:tc>
@@ -3488,7 +3488,7 @@
                 <w:color w:val="000000"/>
                 <w:sz w:val="17"/>
               </w:rPr>
-              <w:t>0.02175</w:t>
+              <w:t>0.01850</w:t>
             </w:r>
           </w:p>
         </w:tc>
@@ -3508,7 +3508,7 @@
                 <w:color w:val="000000"/>
                 <w:sz w:val="17"/>
               </w:rPr>
-              <w:t>0.01899</w:t>
+              <w:t>0.02153</w:t>
             </w:r>
           </w:p>
         </w:tc>
@@ -3528,7 +3528,7 @@
                 <w:color w:val="000000"/>
                 <w:sz w:val="17"/>
               </w:rPr>
-              <w:t>24.54</w:t>
+              <w:t>24.98</w:t>
             </w:r>
           </w:p>
         </w:tc>
@@ -3570,7 +3570,7 @@
                 <w:color w:val="000000"/>
                 <w:sz w:val="17"/>
               </w:rPr>
-              <w:t>176.300</w:t>
+              <w:t>22.430</w:t>
             </w:r>
           </w:p>
         </w:tc>
@@ -3590,7 +3590,7 @@
                 <w:color w:val="000000"/>
                 <w:sz w:val="17"/>
               </w:rPr>
-              <w:t>151.550</w:t>
+              <w:t>81.015</w:t>
             </w:r>
           </w:p>
         </w:tc>
@@ -3610,7 +3610,7 @@
                 <w:color w:val="000000"/>
                 <w:sz w:val="17"/>
               </w:rPr>
-              <w:t>130.275</w:t>
+              <w:t>102.340</w:t>
             </w:r>
           </w:p>
         </w:tc>
@@ -3630,7 +3630,7 @@
                 <w:color w:val="000000"/>
                 <w:sz w:val="17"/>
               </w:rPr>
-              <w:t>98.500</w:t>
+              <w:t>116.200</w:t>
             </w:r>
           </w:p>
         </w:tc>
@@ -3650,7 +3650,7 @@
                 <w:color w:val="000000"/>
                 <w:sz w:val="17"/>
               </w:rPr>
-              <w:t>45.78</w:t>
+              <w:t>79.66</w:t>
             </w:r>
           </w:p>
         </w:tc>
@@ -3670,7 +3670,7 @@
                 <w:color w:val="000000"/>
                 <w:sz w:val="17"/>
               </w:rPr>
-              <w:t>52.80</w:t>
+              <w:t>34.94</w:t>
             </w:r>
           </w:p>
         </w:tc>
@@ -3690,7 +3690,7 @@
                 <w:color w:val="000000"/>
                 <w:sz w:val="17"/>
               </w:rPr>
-              <w:t>0.02184</w:t>
+              <w:t>0.01255</w:t>
             </w:r>
           </w:p>
         </w:tc>
@@ -3710,7 +3710,7 @@
                 <w:color w:val="000000"/>
                 <w:sz w:val="17"/>
               </w:rPr>
-              <w:t>0.01894</w:t>
+              <w:t>0.02862</w:t>
             </w:r>
           </w:p>
         </w:tc>
@@ -3730,7 +3730,7 @@
                 <w:color w:val="000000"/>
                 <w:sz w:val="17"/>
               </w:rPr>
-              <w:t>24.52</w:t>
+              <w:t>24.29</w:t>
             </w:r>
           </w:p>
         </w:tc>
@@ -3775,7 +3775,7 @@
       <w:r>
         <w:drawing>
           <wp:inline xmlns:a="http://schemas.openxmlformats.org/drawingml/2006/main" xmlns:pic="http://schemas.openxmlformats.org/drawingml/2006/picture">
-            <wp:extent cx="4968000" cy="281996"/>
+            <wp:extent cx="4968000" cy="289850"/>
             <wp:docPr id="14" name="Picture 14"/>
             <wp:cNvGraphicFramePr>
               <a:graphicFrameLocks noChangeAspect="1"/>
@@ -3784,7 +3784,7 @@
               <a:graphicData uri="http://schemas.openxmlformats.org/drawingml/2006/picture">
                 <pic:pic>
                   <pic:nvPicPr>
-                    <pic:cNvPr id="0" name="eq7105aea81ce1.png"/>
+                    <pic:cNvPr id="0" name="eqa3d2205e9dd3.png"/>
                     <pic:cNvPicPr/>
                   </pic:nvPicPr>
                   <pic:blipFill>
@@ -3796,7 +3796,7 @@
                   <pic:spPr>
                     <a:xfrm>
                       <a:off x="0" y="0"/>
-                      <a:ext cx="4968000" cy="281996"/>
+                      <a:ext cx="4968000" cy="289850"/>
                     </a:xfrm>
                     <a:prstGeom prst="rect"/>
                   </pic:spPr>
@@ -3835,7 +3835,7 @@
               <a:graphicData uri="http://schemas.openxmlformats.org/drawingml/2006/picture">
                 <pic:pic>
                   <pic:nvPicPr>
-                    <pic:cNvPr id="0" name="eq89dd90c635d5.png"/>
+                    <pic:cNvPr id="0" name="eq92f6281137ce.png"/>
                     <pic:cNvPicPr/>
                   </pic:nvPicPr>
                   <pic:blipFill>
@@ -3870,7 +3870,7 @@
           <w:color w:val="000000"/>
           <w:sz w:val="21"/>
         </w:rPr>
-        <w:t>4回の平均は f＝24.56 cm，標準偏差（標本標準偏差）は0.04 cm であった．よって，レンズの公式による凸レンズの焦点距離は f＝(24.56±0.04) cm である．レンズの公称の焦点距離 24.0 cm に対する相対誤差は</w:t>
+        <w:t>4回の平均は f＝24.52 cm，標準偏差（標本標準偏差）は0.31 cm であった．よって，レンズの公式による凸レンズの焦点距離は f＝(24.52±0.31) cm である．レンズの公称の焦点距離 24.0 cm に対する相対誤差は</w:t>
       </w:r>
     </w:p>
     <w:p>
@@ -3901,7 +3901,7 @@
               <a:graphicData uri="http://schemas.openxmlformats.org/drawingml/2006/picture">
                 <pic:pic>
                   <pic:nvPicPr>
-                    <pic:cNvPr id="0" name="eq61337c8b967f.png"/>
+                    <pic:cNvPr id="0" name="eq87ed662a484a.png"/>
                     <pic:cNvPicPr/>
                   </pic:nvPicPr>
                   <pic:blipFill>
@@ -4254,7 +4254,7 @@
                 <w:color w:val="000000"/>
                 <w:sz w:val="18"/>
               </w:rPr>
-              <w:t>152.700</w:t>
+              <w:t>47.200</w:t>
             </w:r>
           </w:p>
         </w:tc>
@@ -4274,7 +4274,7 @@
                 <w:color w:val="000000"/>
                 <w:sz w:val="18"/>
               </w:rPr>
-              <w:t>110.600</w:t>
+              <w:t>96.600</w:t>
             </w:r>
           </w:p>
         </w:tc>
@@ -4294,7 +4294,7 @@
                 <w:color w:val="000000"/>
                 <w:sz w:val="18"/>
               </w:rPr>
-              <w:t>176.265</w:t>
+              <w:t>22.420</w:t>
             </w:r>
           </w:p>
         </w:tc>
@@ -4314,7 +4314,7 @@
                 <w:color w:val="000000"/>
                 <w:sz w:val="18"/>
               </w:rPr>
-              <w:t>84.040</w:t>
+              <w:t>119.905</w:t>
             </w:r>
           </w:p>
         </w:tc>
@@ -4334,7 +4334,7 @@
                 <w:color w:val="000000"/>
                 <w:sz w:val="18"/>
               </w:rPr>
-              <w:t>113.225</w:t>
+              <w:t>118.485</w:t>
             </w:r>
           </w:p>
         </w:tc>
@@ -4354,7 +4354,7 @@
                 <w:color w:val="000000"/>
                 <w:sz w:val="18"/>
               </w:rPr>
-              <w:t>42.100</w:t>
+              <w:t>49.400</w:t>
             </w:r>
           </w:p>
         </w:tc>
@@ -4374,7 +4374,7 @@
                 <w:color w:val="000000"/>
                 <w:sz w:val="18"/>
               </w:rPr>
-              <w:t>24.39</w:t>
+              <w:t>24.47</w:t>
             </w:r>
           </w:p>
         </w:tc>
@@ -4416,7 +4416,7 @@
                 <w:color w:val="000000"/>
                 <w:sz w:val="18"/>
               </w:rPr>
-              <w:t>151.640</w:t>
+              <w:t>51.620</w:t>
             </w:r>
           </w:p>
         </w:tc>
@@ -4436,7 +4436,7 @@
                 <w:color w:val="000000"/>
                 <w:sz w:val="18"/>
               </w:rPr>
-              <w:t>108.930</w:t>
+              <w:t>78.570</w:t>
             </w:r>
           </w:p>
         </w:tc>
@@ -4456,7 +4456,7 @@
                 <w:color w:val="000000"/>
                 <w:sz w:val="18"/>
               </w:rPr>
-              <w:t>176.335</w:t>
+              <w:t>22.500</w:t>
             </w:r>
           </w:p>
         </w:tc>
@@ -4476,7 +4476,7 @@
                 <w:color w:val="000000"/>
                 <w:sz w:val="18"/>
               </w:rPr>
-              <w:t>83.975</w:t>
+              <w:t>106.500</w:t>
             </w:r>
           </w:p>
         </w:tc>
@@ -4496,7 +4496,7 @@
                 <w:color w:val="000000"/>
                 <w:sz w:val="18"/>
               </w:rPr>
-              <w:t>113.360</w:t>
+              <w:t>105.000</w:t>
             </w:r>
           </w:p>
         </w:tc>
@@ -4516,7 +4516,7 @@
                 <w:color w:val="000000"/>
                 <w:sz w:val="18"/>
               </w:rPr>
-              <w:t>42.710</w:t>
+              <w:t>26.950</w:t>
             </w:r>
           </w:p>
         </w:tc>
@@ -4536,7 +4536,7 @@
                 <w:color w:val="000000"/>
                 <w:sz w:val="18"/>
               </w:rPr>
-              <w:t>24.32</w:t>
+              <w:t>24.52</w:t>
             </w:r>
           </w:p>
         </w:tc>
@@ -4578,7 +4578,7 @@
                 <w:color w:val="000000"/>
                 <w:sz w:val="18"/>
               </w:rPr>
-              <w:t>152.340</w:t>
+              <w:t>50.900</w:t>
             </w:r>
           </w:p>
         </w:tc>
@@ -4598,7 +4598,7 @@
                 <w:color w:val="000000"/>
                 <w:sz w:val="18"/>
               </w:rPr>
-              <w:t>107.895</w:t>
+              <w:t>80.320</w:t>
             </w:r>
           </w:p>
         </w:tc>
@@ -4618,7 +4618,7 @@
                 <w:color w:val="000000"/>
                 <w:sz w:val="18"/>
               </w:rPr>
-              <w:t>176.360</w:t>
+              <w:t>22.455</w:t>
             </w:r>
           </w:p>
         </w:tc>
@@ -4638,7 +4638,7 @@
                 <w:color w:val="000000"/>
                 <w:sz w:val="18"/>
               </w:rPr>
-              <w:t>83.990</w:t>
+              <w:t>107.490</w:t>
             </w:r>
           </w:p>
         </w:tc>
@@ -4658,7 +4658,7 @@
                 <w:color w:val="000000"/>
                 <w:sz w:val="18"/>
               </w:rPr>
-              <w:t>113.370</w:t>
+              <w:t>106.035</w:t>
             </w:r>
           </w:p>
         </w:tc>
@@ -4678,7 +4678,7 @@
                 <w:color w:val="000000"/>
                 <w:sz w:val="18"/>
               </w:rPr>
-              <w:t>44.445</w:t>
+              <w:t>29.420</w:t>
             </w:r>
           </w:p>
         </w:tc>
@@ -4698,7 +4698,7 @@
                 <w:color w:val="000000"/>
                 <w:sz w:val="18"/>
               </w:rPr>
-              <w:t>23.99</w:t>
+              <w:t>24.47</w:t>
             </w:r>
           </w:p>
         </w:tc>
@@ -4740,7 +4740,7 @@
                 <w:color w:val="000000"/>
                 <w:sz w:val="18"/>
               </w:rPr>
-              <w:t>151.400</w:t>
+              <w:t>54.200</w:t>
             </w:r>
           </w:p>
         </w:tc>
@@ -4760,7 +4760,7 @@
                 <w:color w:val="000000"/>
                 <w:sz w:val="18"/>
               </w:rPr>
-              <w:t>108.430</w:t>
+              <w:t>82.510</w:t>
             </w:r>
           </w:p>
         </w:tc>
@@ -4780,7 +4780,7 @@
                 <w:color w:val="000000"/>
                 <w:sz w:val="18"/>
               </w:rPr>
-              <w:t>176.400</w:t>
+              <w:t>22.500</w:t>
             </w:r>
           </w:p>
         </w:tc>
@@ -4800,7 +4800,7 @@
                 <w:color w:val="000000"/>
                 <w:sz w:val="18"/>
               </w:rPr>
-              <w:t>83.410</w:t>
+              <w:t>108.400</w:t>
             </w:r>
           </w:p>
         </w:tc>
@@ -4820,7 +4820,7 @@
                 <w:color w:val="000000"/>
                 <w:sz w:val="18"/>
               </w:rPr>
-              <w:t>113.990</w:t>
+              <w:t>106.900</w:t>
             </w:r>
           </w:p>
         </w:tc>
@@ -4840,7 +4840,7 @@
                 <w:color w:val="000000"/>
                 <w:sz w:val="18"/>
               </w:rPr>
-              <w:t>42.970</w:t>
+              <w:t>28.310</w:t>
             </w:r>
           </w:p>
         </w:tc>
@@ -4860,7 +4860,7 @@
                 <w:color w:val="000000"/>
                 <w:sz w:val="18"/>
               </w:rPr>
-              <w:t>24.45</w:t>
+              <w:t>24.85</w:t>
             </w:r>
           </w:p>
         </w:tc>
@@ -4905,7 +4905,7 @@
       <w:r>
         <w:drawing>
           <wp:inline xmlns:a="http://schemas.openxmlformats.org/drawingml/2006/main" xmlns:pic="http://schemas.openxmlformats.org/drawingml/2006/picture">
-            <wp:extent cx="4968000" cy="175656"/>
+            <wp:extent cx="4968000" cy="181036"/>
             <wp:docPr id="5002" name="Picture 5002"/>
             <wp:cNvGraphicFramePr>
               <a:graphicFrameLocks noChangeAspect="1"/>
@@ -4914,7 +4914,7 @@
               <a:graphicData uri="http://schemas.openxmlformats.org/drawingml/2006/picture">
                 <pic:pic>
                   <pic:nvPicPr>
-                    <pic:cNvPr id="0" name="eq2879b11b815e.png"/>
+                    <pic:cNvPr id="0" name="eqe223bcf3a58d.png"/>
                     <pic:cNvPicPr/>
                   </pic:nvPicPr>
                   <pic:blipFill>
@@ -4926,7 +4926,7 @@
                   <pic:spPr>
                     <a:xfrm>
                       <a:off x="0" y="0"/>
-                      <a:ext cx="4968000" cy="175656"/>
+                      <a:ext cx="4968000" cy="181036"/>
                     </a:xfrm>
                     <a:prstGeom prst="rect"/>
                   </pic:spPr>
@@ -4965,7 +4965,7 @@
               <a:graphicData uri="http://schemas.openxmlformats.org/drawingml/2006/picture">
                 <pic:pic>
                   <pic:nvPicPr>
-                    <pic:cNvPr id="0" name="eq47770f095cce.png"/>
+                    <pic:cNvPr id="0" name="eq0da3efb875d9.png"/>
                     <pic:cNvPicPr/>
                   </pic:nvPicPr>
                   <pic:blipFill>
@@ -5000,7 +5000,7 @@
           <w:color w:val="000000"/>
           <w:sz w:val="21"/>
         </w:rPr>
-        <w:t>4回の平均は f＝24.29 cm，標準偏差は0.21 cm であった．よって，ベッセルの方法による凸レンズの焦点距離は f＝(24.29±0.21) cm であり，公称値 24.0 cm に対する相対誤差は1.2 %であった．</w:t>
+        <w:t>4回の平均は f＝24.58 cm，標準偏差は0.18 cm であった．よって，ベッセルの方法による凸レンズの焦点距離は f＝(24.58±0.18) cm であり，公称値 24.0 cm に対する相対誤差は2.4 %であった．</w:t>
       </w:r>
     </w:p>
     <w:p>
@@ -5382,7 +5382,7 @@
                 <w:color w:val="000000"/>
                 <w:sz w:val="17"/>
               </w:rPr>
-              <w:t>108.010</w:t>
+              <w:t>89.700</w:t>
             </w:r>
           </w:p>
         </w:tc>
@@ -5402,7 +5402,7 @@
                 <w:color w:val="000000"/>
                 <w:sz w:val="17"/>
               </w:rPr>
-              <w:t>91.300</w:t>
+              <w:t>102.050</w:t>
             </w:r>
           </w:p>
         </w:tc>
@@ -5422,7 +5422,7 @@
                 <w:color w:val="000000"/>
                 <w:sz w:val="17"/>
               </w:rPr>
-              <w:t>49.400</w:t>
+              <w:t>114.000</w:t>
             </w:r>
           </w:p>
         </w:tc>
@@ -5442,7 +5442,7 @@
                 <w:color w:val="000000"/>
                 <w:sz w:val="17"/>
               </w:rPr>
-              <w:t>16.61</w:t>
+              <w:t>12.25</w:t>
             </w:r>
           </w:p>
         </w:tc>
@@ -5462,7 +5462,7 @@
                 <w:color w:val="000000"/>
                 <w:sz w:val="17"/>
               </w:rPr>
-              <w:t>58.51</w:t>
+              <w:t>24.20</w:t>
             </w:r>
           </w:p>
         </w:tc>
@@ -5482,7 +5482,7 @@
                 <w:color w:val="000000"/>
                 <w:sz w:val="17"/>
               </w:rPr>
-              <w:t>0.06020</w:t>
+              <w:t>0.08163</w:t>
             </w:r>
           </w:p>
         </w:tc>
@@ -5502,7 +5502,7 @@
                 <w:color w:val="000000"/>
                 <w:sz w:val="17"/>
               </w:rPr>
-              <w:t>0.01709</w:t>
+              <w:t>0.04132</w:t>
             </w:r>
           </w:p>
         </w:tc>
@@ -5522,7 +5522,7 @@
                 <w:color w:val="000000"/>
                 <w:sz w:val="17"/>
               </w:rPr>
-              <w:t>23.19</w:t>
+              <w:t>24.81</w:t>
             </w:r>
           </w:p>
         </w:tc>
@@ -5564,7 +5564,7 @@
                 <w:color w:val="000000"/>
                 <w:sz w:val="17"/>
               </w:rPr>
-              <w:t>108.565</w:t>
+              <w:t>87.700</w:t>
             </w:r>
           </w:p>
         </w:tc>
@@ -5584,7 +5584,7 @@
                 <w:color w:val="000000"/>
                 <w:sz w:val="17"/>
               </w:rPr>
-              <w:t>91.975</w:t>
+              <w:t>107.025</w:t>
             </w:r>
           </w:p>
         </w:tc>
@@ -5604,7 +5604,7 @@
                 <w:color w:val="000000"/>
                 <w:sz w:val="17"/>
               </w:rPr>
-              <w:t>49.545</w:t>
+              <w:t>155.200</w:t>
             </w:r>
           </w:p>
         </w:tc>
@@ -5624,7 +5624,7 @@
                 <w:color w:val="000000"/>
                 <w:sz w:val="17"/>
               </w:rPr>
-              <w:t>16.49</w:t>
+              <w:t>19.23</w:t>
             </w:r>
           </w:p>
         </w:tc>
@@ -5644,7 +5644,7 @@
                 <w:color w:val="000000"/>
                 <w:sz w:val="17"/>
               </w:rPr>
-              <w:t>58.92</w:t>
+              <w:t>67.40</w:t>
             </w:r>
           </w:p>
         </w:tc>
@@ -5664,7 +5664,7 @@
                 <w:color w:val="000000"/>
                 <w:sz w:val="17"/>
               </w:rPr>
-              <w:t>0.06064</w:t>
+              <w:t>0.05202</w:t>
             </w:r>
           </w:p>
         </w:tc>
@@ -5684,7 +5684,7 @@
                 <w:color w:val="000000"/>
                 <w:sz w:val="17"/>
               </w:rPr>
-              <w:t>0.01697</w:t>
+              <w:t>0.01484</w:t>
             </w:r>
           </w:p>
         </w:tc>
@@ -5704,7 +5704,7 @@
                 <w:color w:val="000000"/>
                 <w:sz w:val="17"/>
               </w:rPr>
-              <w:t>22.90</w:t>
+              <w:t>26.90</w:t>
             </w:r>
           </w:p>
         </w:tc>
@@ -5746,7 +5746,7 @@
                 <w:color w:val="000000"/>
                 <w:sz w:val="17"/>
               </w:rPr>
-              <w:t>109.000</w:t>
+              <w:t>87.230</w:t>
             </w:r>
           </w:p>
         </w:tc>
@@ -5766,7 +5766,7 @@
                 <w:color w:val="000000"/>
                 <w:sz w:val="17"/>
               </w:rPr>
-              <w:t>91.100</w:t>
+              <w:t>106.600</w:t>
             </w:r>
           </w:p>
         </w:tc>
@@ -5786,7 +5786,7 @@
                 <w:color w:val="000000"/>
                 <w:sz w:val="17"/>
               </w:rPr>
-              <w:t>39.000</w:t>
+              <w:t>178.070</w:t>
             </w:r>
           </w:p>
         </w:tc>
@@ -5806,7 +5806,7 @@
                 <w:color w:val="000000"/>
                 <w:sz w:val="17"/>
               </w:rPr>
-              <w:t>17.80</w:t>
+              <w:t>19.27</w:t>
             </w:r>
           </w:p>
         </w:tc>
@@ -5826,7 +5826,7 @@
                 <w:color w:val="000000"/>
                 <w:sz w:val="17"/>
               </w:rPr>
-              <w:t>69.90</w:t>
+              <w:t>90.74</w:t>
             </w:r>
           </w:p>
         </w:tc>
@@ -5846,7 +5846,7 @@
                 <w:color w:val="000000"/>
                 <w:sz w:val="17"/>
               </w:rPr>
-              <w:t>0.05618</w:t>
+              <w:t>0.05189</w:t>
             </w:r>
           </w:p>
         </w:tc>
@@ -5866,7 +5866,7 @@
                 <w:color w:val="000000"/>
                 <w:sz w:val="17"/>
               </w:rPr>
-              <w:t>0.01431</w:t>
+              <w:t>0.01102</w:t>
             </w:r>
           </w:p>
         </w:tc>
@@ -5886,7 +5886,7 @@
                 <w:color w:val="000000"/>
                 <w:sz w:val="17"/>
               </w:rPr>
-              <w:t>23.88</w:t>
+              <w:t>24.47</w:t>
             </w:r>
           </w:p>
         </w:tc>
@@ -5928,7 +5928,7 @@
                 <w:color w:val="000000"/>
                 <w:sz w:val="17"/>
               </w:rPr>
-              <w:t>106.800</w:t>
+              <w:t>83.400</w:t>
             </w:r>
           </w:p>
         </w:tc>
@@ -5948,7 +5948,7 @@
                 <w:color w:val="000000"/>
                 <w:sz w:val="17"/>
               </w:rPr>
-              <w:t>90.000</w:t>
+              <w:t>102.610</w:t>
             </w:r>
           </w:p>
         </w:tc>
@@ -5968,7 +5968,7 @@
                 <w:color w:val="000000"/>
                 <w:sz w:val="17"/>
               </w:rPr>
-              <w:t>40.420</w:t>
+              <w:t>171.900</w:t>
             </w:r>
           </w:p>
         </w:tc>
@@ -5988,7 +5988,7 @@
                 <w:color w:val="000000"/>
                 <w:sz w:val="17"/>
               </w:rPr>
-              <w:t>16.70</w:t>
+              <w:t>19.11</w:t>
             </w:r>
           </w:p>
         </w:tc>
@@ -6008,7 +6008,7 @@
                 <w:color w:val="000000"/>
                 <w:sz w:val="17"/>
               </w:rPr>
-              <w:t>66.28</w:t>
+              <w:t>88.40</w:t>
             </w:r>
           </w:p>
         </w:tc>
@@ -6028,7 +6028,7 @@
                 <w:color w:val="000000"/>
                 <w:sz w:val="17"/>
               </w:rPr>
-              <w:t>0.05988</w:t>
+              <w:t>0.05233</w:t>
             </w:r>
           </w:p>
         </w:tc>
@@ -6048,7 +6048,7 @@
                 <w:color w:val="000000"/>
                 <w:sz w:val="17"/>
               </w:rPr>
-              <w:t>0.01509</w:t>
+              <w:t>0.01131</w:t>
             </w:r>
           </w:p>
         </w:tc>
@@ -6068,7 +6068,7 @@
                 <w:color w:val="000000"/>
                 <w:sz w:val="17"/>
               </w:rPr>
-              <w:t>22.33</w:t>
+              <w:t>24.38</w:t>
             </w:r>
           </w:p>
         </w:tc>
@@ -6122,7 +6122,7 @@
               <a:graphicData uri="http://schemas.openxmlformats.org/drawingml/2006/picture">
                 <pic:pic>
                   <pic:nvPicPr>
-                    <pic:cNvPr id="0" name="eq2f9f73417cd3.png"/>
+                    <pic:cNvPr id="0" name="eqd0243a8108cf.png"/>
                     <pic:cNvPicPr/>
                   </pic:nvPicPr>
                   <pic:blipFill>
@@ -6173,7 +6173,7 @@
               <a:graphicData uri="http://schemas.openxmlformats.org/drawingml/2006/picture">
                 <pic:pic>
                   <pic:nvPicPr>
-                    <pic:cNvPr id="0" name="eq1cdef9845ae8.png"/>
+                    <pic:cNvPr id="0" name="eqa2dc32005257.png"/>
                     <pic:cNvPicPr/>
                   </pic:nvPicPr>
                   <pic:blipFill>
@@ -6208,7 +6208,7 @@
           <w:color w:val="000000"/>
           <w:sz w:val="21"/>
         </w:rPr>
-        <w:t>4回の平均は f′＝23.07 cm，標準偏差は0.65 cm であった．よって，凹レンズの焦点距離は f′＝(23.1±0.6) cm であり，公称値 24.0 cm に対する相対誤差は3.9 %であった．</w:t>
+        <w:t>4回の平均は f′＝25.14 cm，標準偏差は1.19 cm であった．よって，凹レンズの焦点距離は f′＝(25.1±1.2) cm であり，公称値 24.0 cm に対する相対誤差は4.7 %であった．</w:t>
       </w:r>
     </w:p>
     <w:p>
@@ -6290,7 +6290,7 @@
           <w:color w:val="000000"/>
           <w:sz w:val="21"/>
         </w:rPr>
-        <w:t>ダイヤル・レンズメータの読みを表A-5に示す．平面ガラスでの読み（ゼロ点）は0.032 mm であり，これを各面の読みから差し引いた値をhとした．</w:t>
+        <w:t>ダイヤル・レンズメータの読みを表A-5に示す．平面ガラスでの読み（ゼロ点）は0.011 mm であり，これを各面の読みから差し引いた値をhとした．</w:t>
       </w:r>
     </w:p>
     <w:p>
@@ -6433,7 +6433,7 @@
                 <w:color w:val="000000"/>
                 <w:sz w:val="19"/>
               </w:rPr>
-              <w:t>0.363</w:t>
+              <w:t>0.346</w:t>
             </w:r>
           </w:p>
         </w:tc>
@@ -6453,7 +6453,7 @@
                 <w:color w:val="000000"/>
                 <w:sz w:val="19"/>
               </w:rPr>
-              <w:t>0.331</w:t>
+              <w:t>0.335</w:t>
             </w:r>
           </w:p>
         </w:tc>
@@ -6473,7 +6473,7 @@
                 <w:color w:val="000000"/>
                 <w:sz w:val="19"/>
               </w:rPr>
-              <w:t>151.2</w:t>
+              <w:t>149.4</w:t>
             </w:r>
           </w:p>
         </w:tc>
@@ -6515,7 +6515,7 @@
                 <w:color w:val="000000"/>
                 <w:sz w:val="19"/>
               </w:rPr>
-              <w:t>0.080</w:t>
+              <w:t>0.060</w:t>
             </w:r>
           </w:p>
         </w:tc>
@@ -6535,7 +6535,7 @@
                 <w:color w:val="000000"/>
                 <w:sz w:val="19"/>
               </w:rPr>
-              <w:t>0.048</w:t>
+              <w:t>0.049</w:t>
             </w:r>
           </w:p>
         </w:tc>
@@ -6555,7 +6555,7 @@
                 <w:color w:val="000000"/>
                 <w:sz w:val="19"/>
               </w:rPr>
-              <w:t>1042</w:t>
+              <w:t>1020</w:t>
             </w:r>
           </w:p>
         </w:tc>
@@ -6597,7 +6597,7 @@
                 <w:color w:val="000000"/>
                 <w:sz w:val="19"/>
               </w:rPr>
-              <w:t>0.032</w:t>
+              <w:t>0.011</w:t>
             </w:r>
           </w:p>
         </w:tc>
@@ -6676,7 +6676,7 @@
               <a:graphicData uri="http://schemas.openxmlformats.org/drawingml/2006/picture">
                 <pic:pic>
                   <pic:nvPicPr>
-                    <pic:cNvPr id="0" name="eq172d3c1aba58.png"/>
+                    <pic:cNvPr id="0" name="eq482eac597ebe.png"/>
                     <pic:cNvPicPr/>
                   </pic:nvPicPr>
                   <pic:blipFill>
@@ -6711,7 +6711,7 @@
           <w:color w:val="000000"/>
           <w:sz w:val="21"/>
         </w:rPr>
-        <w:t>A.4(1)(a)の f＝24.56 cm＝245.6 mm を式(A-10)に代入すると，</w:t>
+        <w:t>A.4(1)(a)の f＝24.52 cm＝245.2 mm を式(A-10)に代入すると，</w:t>
       </w:r>
     </w:p>
     <w:p>
@@ -6742,7 +6742,7 @@
               <a:graphicData uri="http://schemas.openxmlformats.org/drawingml/2006/picture">
                 <pic:pic>
                   <pic:nvPicPr>
-                    <pic:cNvPr id="0" name="eq9f13030ed025.png"/>
+                    <pic:cNvPr id="0" name="eqfe1d44084f90.png"/>
                     <pic:cNvPicPr/>
                   </pic:nvPicPr>
                   <pic:blipFill>
@@ -6777,7 +6777,7 @@
           <w:color w:val="000000"/>
           <w:sz w:val="21"/>
         </w:rPr>
-        <w:t>となった．ベッセルの方法による f＝24.29 cm を用いると n＝1.544 である．</w:t>
+        <w:t>となった．ベッセルの方法による f＝24.58 cm を用いると n＝1.530 である．</w:t>
       </w:r>
     </w:p>
     <w:p>
@@ -6902,7 +6902,7 @@
                 <w:color w:val="000000"/>
                 <w:sz w:val="19"/>
               </w:rPr>
-              <w:t>(24.56±0.04) cm</w:t>
+              <w:t>(24.52±0.31) cm</w:t>
             </w:r>
           </w:p>
         </w:tc>
@@ -6944,7 +6944,7 @@
                 <w:color w:val="000000"/>
                 <w:sz w:val="19"/>
               </w:rPr>
-              <w:t>(24.29±0.21) cm</w:t>
+              <w:t>(24.58±0.18) cm</w:t>
             </w:r>
           </w:p>
         </w:tc>
@@ -6986,7 +6986,7 @@
                 <w:color w:val="000000"/>
                 <w:sz w:val="19"/>
               </w:rPr>
-              <w:t>(23.1±0.6) cm</w:t>
+              <w:t>(25.1±1.2) cm</w:t>
             </w:r>
           </w:p>
         </w:tc>
@@ -7028,7 +7028,7 @@
                 <w:color w:val="000000"/>
                 <w:sz w:val="19"/>
               </w:rPr>
-              <w:t>1.538（ベッセルの値を用いると1.544）</w:t>
+              <w:t>1.532（ベッセルの値を用いると1.530）</w:t>
             </w:r>
           </w:p>
         </w:tc>
@@ -7081,7 +7081,7 @@
           <w:color w:val="000000"/>
           <w:sz w:val="21"/>
         </w:rPr>
-        <w:t>凸レンズの焦点距離は，レンズの公式による方法で (24.56±0.04) cm，ベッセルの方法で (24.29±0.21) cm となり，両者の差は0.27 cm（-1.1 %）であった．公称値 24.0 cm と比べると，レンズの公式による方法は+2.3 %，ベッセルの方法は+1.2 %で，ベッセルの方法の方が公称値に近かった．また図A-4では，4回の測定点がいずれも求めた f によるレンズの公式の直線上にあり，1/a＋1/b が一定になるというレンズの公式が成り立っていることが確かめられた．</w:t>
+        <w:t>凸レンズの焦点距離は，レンズの公式による方法で (24.52±0.31) cm，ベッセルの方法で (24.58±0.18) cm となり，両者の差は0.06 cm（+0.2 %）であった．公称値 24.0 cm と比べると，レンズの公式による方法は+2.2 %，ベッセルの方法は+2.4 %で，レンズの公式による方法の方が公称値に近かった．また，レンズの公式による測定では，a を 30.5〜79.7 cm と大きく変えたにもかかわらず，1/a＋1/b の値の違いは最大でも2.8 %にとどまり，図A-4の測定点はいずれもレンズの公式の直線 1/b＝1/f－1/a の近くにある．物体の位置によらず 1/a＋1/b が一定になるというレンズの公式が成り立っていることが確かめられた．</w:t>
       </w:r>
     </w:p>
     <w:p>
@@ -7096,7 +7096,7 @@
           <w:color w:val="000000"/>
           <w:sz w:val="21"/>
         </w:rPr>
-        <w:t>ばらつきを比べると，レンズの公式による方法の標準偏差（0.04 cm）に対し，ベッセルの方法は0.21 cm と大きかった．表A-3を見ると，3回目だけ d＝44.45 cm と他の回（42.10〜42.97 cm）より大きく，f が23.99 cm と小さくなっている．ベッセルの方法では，像がもっともはっきり見えるレンズの位置を2回判断する必要があり，像のピントが合って見える範囲には幅があるため，その読み取りの差がdに直接影響したと考えられる．3回目を除いた3回の平均は 24.39 cm となり，レンズの公式による値との差は0.17 cm に縮まる．</w:t>
+        <w:t>各回のばらつきを見ると，レンズの公式による方法では3回目（f＝24.98 cm）が，ベッセルの方法では4回目（f＝24.85 cm）が平均から最も離れていた．これらを除いた3回の平均はそれぞれ 24.37 cm，24.49 cm である．どちらの方法でも，スクリーン上の像がもっともはっきり見えるレンズ（またはスクリーン）の位置を目で判断している．像のピントが合って見える範囲には幅があるため，その判断の差がa，bやdに直接影響し，回ごとのばらつきの主な原因になったと考えられる．</w:t>
       </w:r>
     </w:p>
     <w:p>
@@ -7111,7 +7111,7 @@
           <w:color w:val="000000"/>
           <w:sz w:val="21"/>
         </w:rPr>
-        <w:t>一方，レンズの公式による方法では，T字棒をレンズの「中心」に触れさせて光心の位置を決めており，レンズの厚さの半分を差し引くという補正をしている．実際のレンズでは光心（主点）の位置が厚さの中央とは限らないため，この方法には系統的な誤差が残る可能性がある．4回の測定値がよくそろっている（標準偏差0.04 cm）にもかかわらず公称値から一方向にずれていることは，偶然誤差ではなくこのような系統誤差があることを示している．これに対してベッセルの方法は，レンズの位置の差 d と，物体とスクリーンの距離 D だけから f を求めるので，光心の位置や厚さの影響を受けない．したがって，今回の0.27 cm の差には，レンズの公式による方法の系統誤差と，ベッセルの方法における像の位置の判断のばらつきの両方が含まれていると考えられる．</w:t>
+        <w:t>一方，レンズの公式による方法では，T字棒をレンズの「中心」に触れさせて光心の位置を決め，レンズの厚さの半分を差し引くという補正をしている．実際のレンズでは光心（主点）の位置が厚さの中央とは限らないため，この方法には系統的な誤差が残る可能性がある．4回の測定値がすべて公称値より大きい側にあることは，偶然誤差だけでなくこのような系統誤差が含まれていることを示唆している．これに対してベッセルの方法は，レンズの位置の差 d と，物体とスクリーンの距離 D だけから f を求めるので，光心の位置や厚さの影響を受けない．ただしベッセルの方法でも，D が T 字棒の長さ l を含む複数の読みの和であるため，読みの誤差が積み重なりやすい．2つの方法の結果が互いに標準偏差程度の範囲で一致したことから，どちらの方法も凸レンズの焦点距離を十分な精度で求められると考えられる．</w:t>
       </w:r>
     </w:p>
     <w:p>
@@ -7141,7 +7141,7 @@
           <w:color w:val="000000"/>
           <w:sz w:val="21"/>
         </w:rPr>
-        <w:t>凹レンズの焦点距離は (23.1±0.6) cm で，標準偏差は凸レンズの場合より大きかった．表A-4を見ると，b′ は 58.5〜69.9 cm と回によって大きく変わっている．しかし式(A-8)からf′がa′とb′のどちらに敏感かを調べると，平均的な値（a′＝16.9 cm，b′＝63.4 cm）で a′ が0.5 cm 大きくなると f′ は +0.9 cm 変わるのに対し，b′ が0.5 cm 大きくなっても f′ は -0.07 cm しか変わらない．つまり f′ の精度は，b′ よりも a′，すなわち凸レンズだけでできた像Bの位置をどれだけ正確に決められるかで決まる．凹レンズの測定では，凸レンズの像の位置と凹レンズを入れた後の像の位置の2回，ピントの判断が必要であり，そのばらつきが f′ のばらつきの主な原因と考えられる．精度を上げるには，像のピントが合う範囲の両端を読んでその中央を像の位置とするなどの工夫が有効である．</w:t>
+        <w:t>凹レンズの焦点距離は (25.1±1.2) cm で，標準偏差は凸レンズの場合より大きかった．表A-4を見ると，b′ は 24.2〜90.7 cm と回によって大きく変わっている．しかし式(A-8)からf′がa′とb′のどちらに敏感かを調べると，平均的な値（a′＝17.5 cm，b′＝67.7 cm）で a′ が0.5 cm 大きくなると f′ は +0.9 cm 変わるのに対し，b′ が0.5 cm 大きくなっても f′ は -0.06 cm しか変わらない．つまり f′ の精度は，b′ よりも a′，すなわち凸レンズだけでできた像Bの位置をどれだけ正確に決められるかで決まる．凹レンズの測定では，凸レンズの像の位置と凹レンズを入れた後の像の位置の2回，ピントの判断が必要であり，そのばらつきが f′ のばらつきの主な原因と考えられる．精度を上げるには，像のピントが合う範囲の両端を読んでその中央を像の位置とするなどの工夫が有効である．</w:t>
       </w:r>
     </w:p>
     <w:p>
@@ -7171,7 +7171,7 @@
           <w:color w:val="000000"/>
           <w:sz w:val="21"/>
         </w:rPr>
-        <w:t>凸レンズのガラスの屈折率は n＝1.538 となり，一般的なガラスの範囲（1.4〜1.9）[1] に入った．光学ガラスとしてよく使われるクラウンガラス（BK7，n≈1.5168）[3] と比べると差は+1.4 % であり，本実験のレンズもクラウンガラス系のガラスでできていると考えられる．</w:t>
+        <w:t>凸レンズのガラスの屈折率は n＝1.532 となり，一般的なガラスの範囲（1.4〜1.9）[1] に入った．光学ガラスとしてよく使われるクラウンガラス（BK7，n≈1.5168）[3] と比べると差は+1.0 % であり，本実験のレンズもクラウンガラス系のガラスでできていると考えられる．</w:t>
       </w:r>
     </w:p>
     <w:p>
@@ -7224,7 +7224,7 @@
           <w:color w:val="000000"/>
           <w:sz w:val="21"/>
         </w:rPr>
-        <w:t xml:space="preserve"> が0.005 mm 大きいと-0.007，焦点距離が標準偏差1つ分（0.04 cm）大きいと-0.0008 変化する．焦点距離のばらつきの影響は小さく，屈折率の精度はレンズメータの読みで決まることが分かる．第二面はほぼ平面（R</w:t>
+        <w:t xml:space="preserve"> が0.005 mm 大きいと-0.007，焦点距離が標準偏差1つ分（0.31 cm）大きいと-0.0067 変化する．焦点距離のばらつきとレンズメータの読みの誤差は，屈折率に同じ程度の影響を与えることが分かる．第二面はほぼ平面（R</w:t>
       </w:r>
       <w:r>
         <w:rPr>
@@ -7243,7 +7243,7 @@
           <w:color w:val="000000"/>
           <w:sz w:val="21"/>
         </w:rPr>
-        <w:t>≈1.0 m）で読みが 0.048 mm と小さいため，R</w:t>
+        <w:t>≈1.0 m）で読みが 0.049 mm と小さいため，R</w:t>
       </w:r>
       <w:r>
         <w:rPr>
@@ -8334,7 +8334,7 @@
           <w:color w:val="000000"/>
           <w:sz w:val="21"/>
         </w:rPr>
-        <w:t>薄い凸レンズの焦点距離をレンズの公式とベッセルの方法の2通りで測定し，それぞれ 24.56 cm，24.29 cm を得た．1/a と 1/b の関係から，レンズの公式が成り立つことを確かめられた．凹レンズの焦点距離は 23.1 cm，凸レンズのガラスの屈折率は 1.538 となり，クラウンガラスに近い値であった．どの測定でも，像のピントが合う位置の判断が結果を左右しており，とくに凹レンズでは像の位置の決め方を工夫する必要があると感じた．また，同じ量を異なる方法で測って比べることで，測定の偶然誤差と系統誤差を区別して考えられることが分かった．</w:t>
+        <w:t>薄い凸レンズの焦点距離をレンズの公式とベッセルの方法の2通りで測定し，それぞれ 24.52 cm，24.58 cm を得た．1/a と 1/b の関係から，レンズの公式が成り立つことを確かめられた．凹レンズの焦点距離は 25.1 cm，凸レンズのガラスの屈折率は 1.532 となり，クラウンガラスに近い値であった．どの測定でも，像のピントが合う位置の判断が結果を左右しており，とくに凹レンズでは像の位置の決め方を工夫する必要があると感じた．また，同じ量を異なる方法で測って比べることで，測定の偶然誤差と系統誤差を区別して考えられることが分かった．</w:t>
       </w:r>
     </w:p>
     <w:p>
@@ -9522,7 +9522,7 @@
           <w:color w:val="000000"/>
           <w:sz w:val="21"/>
         </w:rPr>
-        <w:t>レーザ装置のアースが接続されていることを確認して電源を入れた．レーザ光を直接目に入れないこと，反射光を見つめないこと，スリットや回折格子に指で触れないことに注意した．光学台上で，スリット（またはピンホール，回折格子）とスクリーンの距離を l＝1.40 m とした．</w:t>
+        <w:t>レーザ装置のアースが接続されていることを確認して電源を入れた．レーザ光を直接目に入れないこと，反射光を見つめないこと，スリットや回折格子に指で触れないことに注意した．光学台上で，スリット（またはピンホール，回折格子）とスクリーンの距離 l は，単スリットでは 1.40 m，ピンホール・複スリット・回折格子では 1.59 m とした．</w:t>
       </w:r>
     </w:p>
     <w:p>
@@ -9631,7 +9631,7 @@
           <w:color w:val="000000"/>
           <w:sz w:val="21"/>
         </w:rPr>
-        <w:t>スリットの間隔が d＝0.4 mm と 0.2 mm の2種類の複スリット（スリットの幅はいずれも0.1 mm）に交換し，スクリーン上の干渉じまについて，いくつかのしまをはさむ暗線間の距離を測定した．これをしまの数で割ってΔxとし，式(B-6)からdを求めた．</w:t>
+        <w:t>スリットの間隔が d＝0.4 mm と 0.2 mm の2種類の複スリット（スリットの幅はいずれも0.1 mm）に交換し，スクリーン上の干渉じまについて，隣り合う暗線の間隔Δxを測定した．式(B-6)からdを求めた．</w:t>
       </w:r>
     </w:p>
     <w:p>
@@ -10296,7 +10296,7 @@
           <w:color w:val="000000"/>
           <w:sz w:val="21"/>
         </w:rPr>
-        <w:t>すべての測定で，スクリーンまでの距離は l＝1.40 m，レーザの波長は λ＝632.8 nm＝6.328×10⁻⁷ m である．</w:t>
+        <w:t>レーザの波長は λ＝632.8 nm＝6.328×10⁻⁷ m である．スクリーンまでの距離は，単スリットで l＝1.40 m，ピンホール・複スリット・回折格子で l＝1.59 m である．</w:t>
       </w:r>
     </w:p>
     <w:p>
@@ -10539,7 +10539,7 @@
                 <w:color w:val="000000"/>
                 <w:sz w:val="19"/>
               </w:rPr>
-              <w:t>25.0</w:t>
+              <w:t>29.6</w:t>
             </w:r>
           </w:p>
         </w:tc>
@@ -10559,7 +10559,7 @@
                 <w:color w:val="000000"/>
                 <w:sz w:val="19"/>
               </w:rPr>
-              <w:t>8.93×10⁻³</w:t>
+              <w:t>1.06×10⁻²</w:t>
             </w:r>
           </w:p>
         </w:tc>
@@ -10579,7 +10579,7 @@
                 <w:color w:val="000000"/>
                 <w:sz w:val="19"/>
               </w:rPr>
-              <w:t>0.071</w:t>
+              <w:t>0.060</w:t>
             </w:r>
           </w:p>
         </w:tc>
@@ -10619,7 +10619,7 @@
                 <w:color w:val="000000"/>
                 <w:sz w:val="19"/>
               </w:rPr>
-              <w:t>+18</w:t>
+              <w:t>-0.2</w:t>
             </w:r>
           </w:p>
         </w:tc>
@@ -10661,7 +10661,7 @@
                 <w:color w:val="000000"/>
                 <w:sz w:val="19"/>
               </w:rPr>
-              <w:t>13.5</w:t>
+              <w:t>16.9</w:t>
             </w:r>
           </w:p>
         </w:tc>
@@ -10681,7 +10681,7 @@
                 <w:color w:val="000000"/>
                 <w:sz w:val="19"/>
               </w:rPr>
-              <w:t>4.82×10⁻³</w:t>
+              <w:t>6.04×10⁻³</w:t>
             </w:r>
           </w:p>
         </w:tc>
@@ -10701,7 +10701,7 @@
                 <w:color w:val="000000"/>
                 <w:sz w:val="19"/>
               </w:rPr>
-              <w:t>0.131</w:t>
+              <w:t>0.105</w:t>
             </w:r>
           </w:p>
         </w:tc>
@@ -10741,7 +10741,7 @@
                 <w:color w:val="000000"/>
                 <w:sz w:val="19"/>
               </w:rPr>
-              <w:t>+9</w:t>
+              <w:t>-12.6</w:t>
             </w:r>
           </w:p>
         </w:tc>
@@ -10795,7 +10795,7 @@
               <a:graphicData uri="http://schemas.openxmlformats.org/drawingml/2006/picture">
                 <pic:pic>
                   <pic:nvPicPr>
-                    <pic:cNvPr id="0" name="eqee5a105b77b8.png"/>
+                    <pic:cNvPr id="0" name="eq5a7b9d336b50.png"/>
                     <pic:cNvPicPr/>
                   </pic:nvPicPr>
                   <pic:blipFill>
@@ -11075,7 +11075,7 @@
                 <w:color w:val="000000"/>
                 <w:sz w:val="19"/>
               </w:rPr>
-              <w:t>14.05</w:t>
+              <w:t>14.70</w:t>
             </w:r>
           </w:p>
         </w:tc>
@@ -11095,7 +11095,7 @@
                 <w:color w:val="000000"/>
                 <w:sz w:val="19"/>
               </w:rPr>
-              <w:t>5.02×10⁻³</w:t>
+              <w:t>4.62×10⁻³</w:t>
             </w:r>
           </w:p>
         </w:tc>
@@ -11115,7 +11115,7 @@
                 <w:color w:val="000000"/>
                 <w:sz w:val="19"/>
               </w:rPr>
-              <w:t>0.154</w:t>
+              <w:t>0.167</w:t>
             </w:r>
           </w:p>
         </w:tc>
@@ -11135,7 +11135,7 @@
                 <w:color w:val="000000"/>
                 <w:sz w:val="19"/>
               </w:rPr>
-              <w:t>+54</w:t>
+              <w:t>+67.0</w:t>
             </w:r>
           </w:p>
         </w:tc>
@@ -11177,7 +11177,7 @@
                 <w:color w:val="000000"/>
                 <w:sz w:val="19"/>
               </w:rPr>
-              <w:t>9.15</w:t>
+              <w:t>12.15</w:t>
             </w:r>
           </w:p>
         </w:tc>
@@ -11197,7 +11197,7 @@
                 <w:color w:val="000000"/>
                 <w:sz w:val="19"/>
               </w:rPr>
-              <w:t>3.27×10⁻³</w:t>
+              <w:t>3.82×10⁻³</w:t>
             </w:r>
           </w:p>
         </w:tc>
@@ -11217,7 +11217,7 @@
                 <w:color w:val="000000"/>
                 <w:sz w:val="19"/>
               </w:rPr>
-              <w:t>0.236</w:t>
+              <w:t>0.202</w:t>
             </w:r>
           </w:p>
         </w:tc>
@@ -11237,7 +11237,7 @@
                 <w:color w:val="000000"/>
                 <w:sz w:val="19"/>
               </w:rPr>
-              <w:t>+18</w:t>
+              <w:t>+1.0</w:t>
             </w:r>
           </w:p>
         </w:tc>
@@ -11279,7 +11279,7 @@
                 <w:color w:val="000000"/>
                 <w:sz w:val="19"/>
               </w:rPr>
-              <w:t>6.20</w:t>
+              <w:t>10.00</w:t>
             </w:r>
           </w:p>
         </w:tc>
@@ -11299,7 +11299,7 @@
                 <w:color w:val="000000"/>
                 <w:sz w:val="19"/>
               </w:rPr>
-              <w:t>2.21×10⁻³</w:t>
+              <w:t>3.14×10⁻³</w:t>
             </w:r>
           </w:p>
         </w:tc>
@@ -11319,7 +11319,7 @@
                 <w:color w:val="000000"/>
                 <w:sz w:val="19"/>
               </w:rPr>
-              <w:t>0.349</w:t>
+              <w:t>0.246</w:t>
             </w:r>
           </w:p>
         </w:tc>
@@ -11339,7 +11339,7 @@
                 <w:color w:val="000000"/>
                 <w:sz w:val="19"/>
               </w:rPr>
-              <w:t>+16</w:t>
+              <w:t>-18.2</w:t>
             </w:r>
           </w:p>
         </w:tc>
@@ -11393,7 +11393,7 @@
               <a:graphicData uri="http://schemas.openxmlformats.org/drawingml/2006/picture">
                 <pic:pic>
                   <pic:nvPicPr>
-                    <pic:cNvPr id="0" name="eq5dc1984d7c86.png"/>
+                    <pic:cNvPr id="0" name="eq56f00c6862d5.png"/>
                     <pic:cNvPicPr/>
                   </pic:nvPicPr>
                   <pic:blipFill>
@@ -11443,7 +11443,7 @@
           <w:color w:val="000000"/>
           <w:sz w:val="21"/>
         </w:rPr>
-        <w:t>いくつかの干渉じまをはさむ暗線間の距離と，そこから求めたΔxおよびdを表B-4に示す．</w:t>
+        <w:t>測定した暗線の間隔Δxと，式(B-6)から求めたdを表B-4に示す．参考として，公称の間隔から計算されるΔxの値も併記した．</w:t>
       </w:r>
     </w:p>
     <w:p>
@@ -11471,17 +11471,16 @@
         <w:tblLook w:firstColumn="1" w:firstRow="1" w:lastColumn="0" w:lastRow="0" w:noHBand="0" w:noVBand="1" w:val="04A0"/>
       </w:tblPr>
       <w:tblGrid>
-        <w:gridCol w:w="1474"/>
-        <w:gridCol w:w="1020"/>
         <w:gridCol w:w="1587"/>
-        <w:gridCol w:w="1134"/>
-        <w:gridCol w:w="1247"/>
-        <w:gridCol w:w="1701"/>
+        <w:gridCol w:w="1587"/>
+        <w:gridCol w:w="1928"/>
+        <w:gridCol w:w="1361"/>
+        <w:gridCol w:w="1814"/>
       </w:tblGrid>
       <w:tr>
         <w:tc>
           <w:tcPr>
-            <w:tcW w:type="dxa" w:w="1474"/>
+            <w:tcW w:type="dxa" w:w="1587"/>
           </w:tcPr>
           <w:p>
             <w:pPr>
@@ -11501,26 +11500,6 @@
         </w:tc>
         <w:tc>
           <w:tcPr>
-            <w:tcW w:type="dxa" w:w="1020"/>
-          </w:tcPr>
-          <w:p>
-            <w:pPr>
-              <w:jc w:val="center"/>
-            </w:pPr>
-            <w:r/>
-            <w:r>
-              <w:rPr>
-                <w:rFonts w:ascii="Times New Roman" w:hAnsi="Times New Roman" w:eastAsia="ＭＳ 明朝"/>
-                <w:b w:val="0"/>
-                <w:color w:val="000000"/>
-                <w:sz w:val="19"/>
-              </w:rPr>
-              <w:t>しまの数</w:t>
-            </w:r>
-          </w:p>
-        </w:tc>
-        <w:tc>
-          <w:tcPr>
             <w:tcW w:type="dxa" w:w="1587"/>
           </w:tcPr>
           <w:p>
@@ -11535,13 +11514,13 @@
                 <w:color w:val="000000"/>
                 <w:sz w:val="19"/>
               </w:rPr>
-              <w:t>暗線間の距離 [mm]</w:t>
+              <w:t>Δx 測定 [mm]</w:t>
             </w:r>
           </w:p>
         </w:tc>
         <w:tc>
           <w:tcPr>
-            <w:tcW w:type="dxa" w:w="1134"/>
+            <w:tcW w:type="dxa" w:w="1928"/>
           </w:tcPr>
           <w:p>
             <w:pPr>
@@ -11555,13 +11534,13 @@
                 <w:color w:val="000000"/>
                 <w:sz w:val="19"/>
               </w:rPr>
-              <w:t>Δx [mm]</w:t>
+              <w:t>Δx 公称値から [mm]</w:t>
             </w:r>
           </w:p>
         </w:tc>
         <w:tc>
           <w:tcPr>
-            <w:tcW w:type="dxa" w:w="1247"/>
+            <w:tcW w:type="dxa" w:w="1361"/>
           </w:tcPr>
           <w:p>
             <w:pPr>
@@ -11581,7 +11560,7 @@
         </w:tc>
         <w:tc>
           <w:tcPr>
-            <w:tcW w:type="dxa" w:w="1701"/>
+            <w:tcW w:type="dxa" w:w="1814"/>
           </w:tcPr>
           <w:p>
             <w:pPr>
@@ -11603,7 +11582,7 @@
       <w:tr>
         <w:tc>
           <w:tcPr>
-            <w:tcW w:type="dxa" w:w="1474"/>
+            <w:tcW w:type="dxa" w:w="1587"/>
           </w:tcPr>
           <w:p>
             <w:pPr>
@@ -11623,7 +11602,7 @@
         </w:tc>
         <w:tc>
           <w:tcPr>
-            <w:tcW w:type="dxa" w:w="1020"/>
+            <w:tcW w:type="dxa" w:w="1587"/>
           </w:tcPr>
           <w:p>
             <w:pPr>
@@ -11637,7 +11616,89 @@
                 <w:color w:val="000000"/>
                 <w:sz w:val="19"/>
               </w:rPr>
-              <w:t>5</w:t>
+              <w:t>3.15</w:t>
+            </w:r>
+          </w:p>
+        </w:tc>
+        <w:tc>
+          <w:tcPr>
+            <w:tcW w:type="dxa" w:w="1928"/>
+          </w:tcPr>
+          <w:p>
+            <w:pPr>
+              <w:jc w:val="center"/>
+            </w:pPr>
+            <w:r/>
+            <w:r>
+              <w:rPr>
+                <w:rFonts w:ascii="Times New Roman" w:hAnsi="Times New Roman" w:eastAsia="ＭＳ 明朝"/>
+                <w:b w:val="0"/>
+                <w:color w:val="000000"/>
+                <w:sz w:val="19"/>
+              </w:rPr>
+              <w:t>2.52</w:t>
+            </w:r>
+          </w:p>
+        </w:tc>
+        <w:tc>
+          <w:tcPr>
+            <w:tcW w:type="dxa" w:w="1361"/>
+          </w:tcPr>
+          <w:p>
+            <w:pPr>
+              <w:jc w:val="center"/>
+            </w:pPr>
+            <w:r/>
+            <w:r>
+              <w:rPr>
+                <w:rFonts w:ascii="Times New Roman" w:hAnsi="Times New Roman" w:eastAsia="ＭＳ 明朝"/>
+                <w:b w:val="0"/>
+                <w:color w:val="000000"/>
+                <w:sz w:val="19"/>
+              </w:rPr>
+              <w:t>0.319</w:t>
+            </w:r>
+          </w:p>
+        </w:tc>
+        <w:tc>
+          <w:tcPr>
+            <w:tcW w:type="dxa" w:w="1814"/>
+          </w:tcPr>
+          <w:p>
+            <w:pPr>
+              <w:jc w:val="center"/>
+            </w:pPr>
+            <w:r/>
+            <w:r>
+              <w:rPr>
+                <w:rFonts w:ascii="Times New Roman" w:hAnsi="Times New Roman" w:eastAsia="ＭＳ 明朝"/>
+                <w:b w:val="0"/>
+                <w:color w:val="000000"/>
+                <w:sz w:val="19"/>
+              </w:rPr>
+              <w:t>-20</w:t>
+            </w:r>
+          </w:p>
+        </w:tc>
+      </w:tr>
+      <w:tr>
+        <w:tc>
+          <w:tcPr>
+            <w:tcW w:type="dxa" w:w="1587"/>
+          </w:tcPr>
+          <w:p>
+            <w:pPr>
+              <w:jc w:val="center"/>
+            </w:pPr>
+            <w:r/>
+            <w:r>
+              <w:rPr>
+                <w:rFonts w:ascii="Times New Roman" w:hAnsi="Times New Roman" w:eastAsia="ＭＳ 明朝"/>
+                <w:b w:val="0"/>
+                <w:color w:val="000000"/>
+                <w:sz w:val="19"/>
+              </w:rPr>
+              <w:t>0.2</w:t>
             </w:r>
           </w:p>
         </w:tc>
@@ -11657,13 +11718,13 @@
                 <w:color w:val="000000"/>
                 <w:sz w:val="19"/>
               </w:rPr>
-              <w:t>11.25</w:t>
+              <w:t>3.95</w:t>
             </w:r>
           </w:p>
         </w:tc>
         <w:tc>
           <w:tcPr>
-            <w:tcW w:type="dxa" w:w="1134"/>
+            <w:tcW w:type="dxa" w:w="1928"/>
           </w:tcPr>
           <w:p>
             <w:pPr>
@@ -11677,13 +11738,13 @@
                 <w:color w:val="000000"/>
                 <w:sz w:val="19"/>
               </w:rPr>
-              <w:t>2.25</w:t>
+              <w:t>5.03</w:t>
             </w:r>
           </w:p>
         </w:tc>
         <w:tc>
           <w:tcPr>
-            <w:tcW w:type="dxa" w:w="1247"/>
+            <w:tcW w:type="dxa" w:w="1361"/>
           </w:tcPr>
           <w:p>
             <w:pPr>
@@ -11697,13 +11758,13 @@
                 <w:color w:val="000000"/>
                 <w:sz w:val="19"/>
               </w:rPr>
-              <w:t>0.394</w:t>
+              <w:t>0.255</w:t>
             </w:r>
           </w:p>
         </w:tc>
         <w:tc>
           <w:tcPr>
-            <w:tcW w:type="dxa" w:w="1701"/>
+            <w:tcW w:type="dxa" w:w="1814"/>
           </w:tcPr>
           <w:p>
             <w:pPr>
@@ -11717,129 +11778,7 @@
                 <w:color w:val="000000"/>
                 <w:sz w:val="19"/>
               </w:rPr>
-              <w:t>-1.6</w:t>
-            </w:r>
-          </w:p>
-        </w:tc>
-      </w:tr>
-      <w:tr>
-        <w:tc>
-          <w:tcPr>
-            <w:tcW w:type="dxa" w:w="1474"/>
-          </w:tcPr>
-          <w:p>
-            <w:pPr>
-              <w:jc w:val="center"/>
-            </w:pPr>
-            <w:r/>
-            <w:r>
-              <w:rPr>
-                <w:rFonts w:ascii="Times New Roman" w:hAnsi="Times New Roman" w:eastAsia="ＭＳ 明朝"/>
-                <w:b w:val="0"/>
-                <w:color w:val="000000"/>
-                <w:sz w:val="19"/>
-              </w:rPr>
-              <w:t>0.2</w:t>
-            </w:r>
-          </w:p>
-        </w:tc>
-        <w:tc>
-          <w:tcPr>
-            <w:tcW w:type="dxa" w:w="1020"/>
-          </w:tcPr>
-          <w:p>
-            <w:pPr>
-              <w:jc w:val="center"/>
-            </w:pPr>
-            <w:r/>
-            <w:r>
-              <w:rPr>
-                <w:rFonts w:ascii="Times New Roman" w:hAnsi="Times New Roman" w:eastAsia="ＭＳ 明朝"/>
-                <w:b w:val="0"/>
-                <w:color w:val="000000"/>
-                <w:sz w:val="19"/>
-              </w:rPr>
-              <w:t>2</w:t>
-            </w:r>
-          </w:p>
-        </w:tc>
-        <w:tc>
-          <w:tcPr>
-            <w:tcW w:type="dxa" w:w="1587"/>
-          </w:tcPr>
-          <w:p>
-            <w:pPr>
-              <w:jc w:val="center"/>
-            </w:pPr>
-            <w:r/>
-            <w:r>
-              <w:rPr>
-                <w:rFonts w:ascii="Times New Roman" w:hAnsi="Times New Roman" w:eastAsia="ＭＳ 明朝"/>
-                <w:b w:val="0"/>
-                <w:color w:val="000000"/>
-                <w:sz w:val="19"/>
-              </w:rPr>
-              <w:t>7.80</w:t>
-            </w:r>
-          </w:p>
-        </w:tc>
-        <w:tc>
-          <w:tcPr>
-            <w:tcW w:type="dxa" w:w="1134"/>
-          </w:tcPr>
-          <w:p>
-            <w:pPr>
-              <w:jc w:val="center"/>
-            </w:pPr>
-            <w:r/>
-            <w:r>
-              <w:rPr>
-                <w:rFonts w:ascii="Times New Roman" w:hAnsi="Times New Roman" w:eastAsia="ＭＳ 明朝"/>
-                <w:b w:val="0"/>
-                <w:color w:val="000000"/>
-                <w:sz w:val="19"/>
-              </w:rPr>
-              <w:t>3.90</w:t>
-            </w:r>
-          </w:p>
-        </w:tc>
-        <w:tc>
-          <w:tcPr>
-            <w:tcW w:type="dxa" w:w="1247"/>
-          </w:tcPr>
-          <w:p>
-            <w:pPr>
-              <w:jc w:val="center"/>
-            </w:pPr>
-            <w:r/>
-            <w:r>
-              <w:rPr>
-                <w:rFonts w:ascii="Times New Roman" w:hAnsi="Times New Roman" w:eastAsia="ＭＳ 明朝"/>
-                <w:b w:val="0"/>
-                <w:color w:val="000000"/>
-                <w:sz w:val="19"/>
-              </w:rPr>
-              <w:t>0.227</w:t>
-            </w:r>
-          </w:p>
-        </w:tc>
-        <w:tc>
-          <w:tcPr>
-            <w:tcW w:type="dxa" w:w="1701"/>
-          </w:tcPr>
-          <w:p>
-            <w:pPr>
-              <w:jc w:val="center"/>
-            </w:pPr>
-            <w:r/>
-            <w:r>
-              <w:rPr>
-                <w:rFonts w:ascii="Times New Roman" w:hAnsi="Times New Roman" w:eastAsia="ＭＳ 明朝"/>
-                <w:b w:val="0"/>
-                <w:color w:val="000000"/>
-                <w:sz w:val="19"/>
-              </w:rPr>
-              <w:t>+13.6</w:t>
+              <w:t>+27</w:t>
             </w:r>
           </w:p>
         </w:tc>
@@ -11884,7 +11823,7 @@
       <w:r>
         <w:drawing>
           <wp:inline xmlns:a="http://schemas.openxmlformats.org/drawingml/2006/main" xmlns:pic="http://schemas.openxmlformats.org/drawingml/2006/picture">
-            <wp:extent cx="4968000" cy="336529"/>
+            <wp:extent cx="4111752" cy="397764"/>
             <wp:docPr id="5024" name="Picture 5024"/>
             <wp:cNvGraphicFramePr>
               <a:graphicFrameLocks noChangeAspect="1"/>
@@ -11893,7 +11832,7 @@
               <a:graphicData uri="http://schemas.openxmlformats.org/drawingml/2006/picture">
                 <pic:pic>
                   <pic:nvPicPr>
-                    <pic:cNvPr id="0" name="eqace118a52fb0.png"/>
+                    <pic:cNvPr id="0" name="eq016b7e28bf0f.png"/>
                     <pic:cNvPicPr/>
                   </pic:nvPicPr>
                   <pic:blipFill>
@@ -11905,7 +11844,7 @@
                   <pic:spPr>
                     <a:xfrm>
                       <a:off x="0" y="0"/>
-                      <a:ext cx="4968000" cy="336529"/>
+                      <a:ext cx="4111752" cy="397764"/>
                     </a:xfrm>
                     <a:prstGeom prst="rect"/>
                   </pic:spPr>
@@ -11943,7 +11882,7 @@
           <w:color w:val="000000"/>
           <w:sz w:val="21"/>
         </w:rPr>
-        <w:t>1次の光点P，P′の間隔は x＝176.8 mm であった．式(B-8)より，</w:t>
+        <w:t>1次の光点P，P′の間隔は x＝202.0 mm であった．式(B-8)より，</w:t>
       </w:r>
     </w:p>
     <w:p>
@@ -11974,7 +11913,7 @@
               <a:graphicData uri="http://schemas.openxmlformats.org/drawingml/2006/picture">
                 <pic:pic>
                   <pic:nvPicPr>
-                    <pic:cNvPr id="0" name="eqcee40093dccb.png"/>
+                    <pic:cNvPr id="0" name="eqd5abbc398e5e.png"/>
                     <pic:cNvPicPr/>
                   </pic:nvPicPr>
                   <pic:blipFill>
@@ -12009,7 +11948,7 @@
           <w:color w:val="000000"/>
           <w:sz w:val="21"/>
         </w:rPr>
-        <w:t>となり，1 cmあたりの溝の本数は 1/d＝998 本/cm であった．公称値 1000 本/cm に対する相対誤差は0.2 %である．</w:t>
+        <w:t>となり，1 cmあたりの溝の本数は 1/d＝1004 本/cm であった．公称値 1000 本/cm に対する相対誤差は0.4 %である．</w:t>
       </w:r>
     </w:p>
     <w:p>
@@ -12316,7 +12255,7 @@
                 <w:color w:val="000000"/>
                 <w:sz w:val="19"/>
               </w:rPr>
-              <w:t>0.071 mm</w:t>
+              <w:t>0.060 mm</w:t>
             </w:r>
           </w:p>
         </w:tc>
@@ -12378,7 +12317,7 @@
                 <w:color w:val="000000"/>
                 <w:sz w:val="19"/>
               </w:rPr>
-              <w:t>0.131 mm</w:t>
+              <w:t>0.105 mm</w:t>
             </w:r>
           </w:p>
         </w:tc>
@@ -12440,7 +12379,7 @@
                 <w:color w:val="000000"/>
                 <w:sz w:val="19"/>
               </w:rPr>
-              <w:t>0.154 mm</w:t>
+              <w:t>0.167 mm</w:t>
             </w:r>
           </w:p>
         </w:tc>
@@ -12502,7 +12441,7 @@
                 <w:color w:val="000000"/>
                 <w:sz w:val="19"/>
               </w:rPr>
-              <w:t>0.236 mm</w:t>
+              <w:t>0.202 mm</w:t>
             </w:r>
           </w:p>
         </w:tc>
@@ -12564,7 +12503,7 @@
                 <w:color w:val="000000"/>
                 <w:sz w:val="19"/>
               </w:rPr>
-              <w:t>0.349 mm</w:t>
+              <w:t>0.246 mm</w:t>
             </w:r>
           </w:p>
         </w:tc>
@@ -12626,7 +12565,7 @@
                 <w:color w:val="000000"/>
                 <w:sz w:val="19"/>
               </w:rPr>
-              <w:t>0.394 mm</w:t>
+              <w:t>0.319 mm</w:t>
             </w:r>
           </w:p>
         </w:tc>
@@ -12688,7 +12627,7 @@
                 <w:color w:val="000000"/>
                 <w:sz w:val="19"/>
               </w:rPr>
-              <w:t>0.227 mm</w:t>
+              <w:t>0.255 mm</w:t>
             </w:r>
           </w:p>
         </w:tc>
@@ -12750,7 +12689,7 @@
                 <w:color w:val="000000"/>
                 <w:sz w:val="19"/>
               </w:rPr>
-              <w:t>1.00×10⁻³ cm（998 本/cm）</w:t>
+              <w:t>9.96×10⁻⁴ cm（1004 本/cm）</w:t>
             </w:r>
           </w:p>
         </w:tc>
@@ -12823,7 +12762,7 @@
           <w:color w:val="000000"/>
           <w:sz w:val="21"/>
         </w:rPr>
-        <w:t>図B-3より，すべての測定値は公称値と同じ程度の大きさになり，回折・干渉の式から光の波長とスクリーン上の長さだけを用いて，0.1 mm程度の微小な寸法を求められることが確かめられた．ただし，ほとんどの測定値は公称値よりも大きかった（単スリット+18 %，+9 %，ピンホール+54 %，+18 %，+16 %）．</w:t>
+        <w:t>図B-3より，測定値はいずれも公称値と同じ程度の大きさになり，光の波長とスクリーン上の長さだけから0.1 mm程度の微小な寸法を求められることが確かめられた．公称値との差が5 %未満だったのは単スリット（狭いスリット），ピンホール（0.2 mm）であり，回折格子も+0.4 %と非常によく一致した．一方で，単スリット（広いスリット）（-13 %），ピンホール（0.1 mm）（+67 %），ピンホール（0.3 mm）（-18 %），複スリット（0.4 mm）（-20 %），複スリット（0.2 mm）（+27 %）は差が大きかった．</w:t>
       </w:r>
     </w:p>
     <w:p>
@@ -12838,7 +12777,7 @@
           <w:color w:val="000000"/>
           <w:sz w:val="21"/>
         </w:rPr>
-        <w:t>スクリーン上の長さを読み取るときの誤差を±0.5 mm とすると，それによる相対誤差は，単スリットで2 %，4 %，ピンホールで4〜8 %程度にとどまり，公称値との差を説明できない．式(B-2)，(B-3)では求める寸法はスクリーン上の長さに反比例するので，測定値が大きく出たということは，暗点や暗環の間隔を実際より短く読んでいたことを意味する．回折じまの暗い部分は幅をもってぼやけて見えるため，最も暗い中心ではなく，中央の明るい部分の縁（暗部の内側）を読んでいたと考えられる．とくに直径0.1 mmのピンホールでは第一暗環の直径が14 mm と大きく，光が広がって暗くなるため，暗環の位置の判断が難しく差が大きくなったと考えられる．</w:t>
+        <w:t>スクリーン上の長さの読み取り誤差を±0.5 mm とすると，それによる相対誤差は単スリット（広いスリット）で3 %，ピンホール（0.1 mm）で3 %，ピンホール（0.3 mm）で5 %，複スリット（0.4 mm）で16 %，複スリット（0.2 mm）で13 %である．式(B-2)，(B-3)，(B-6)では求める寸法がスクリーン上の長さに反比例するので，長さの相対誤差がそのまま寸法の相対誤差になる．差の大きかった測定のうち，複スリットは読み取り誤差と同程度の差であり，間隔の小さいしまを1つ分だけ読んだことが主な原因と考えられる．また，公称値より大きい測定値が3個，小さい測定値が4個あり，ずれの向きがそろっていないことから，一方向の系統誤差よりも，ぼやけたしまの位置をどこと判断したかという読み取りのばらつきが主な原因と考えられる．</w:t>
       </w:r>
     </w:p>
     <w:p>
@@ -12853,7 +12792,7 @@
           <w:color w:val="000000"/>
           <w:sz w:val="21"/>
         </w:rPr>
-        <w:t>図B-4を見ると，R</w:t>
+        <w:t>ピンホールでは，式(B-3)より第一暗環の直径R</w:t>
       </w:r>
       <w:r>
         <w:rPr>
@@ -12872,7 +12811,7 @@
           <w:color w:val="000000"/>
           <w:sz w:val="21"/>
         </w:rPr>
-        <w:t>は1/rが大きいほど大きくなり，R</w:t>
+        <w:t>は直径rに反比例するはずである．図B-4を見ると，rが大きいほどR</w:t>
       </w:r>
       <w:r>
         <w:rPr>
@@ -12891,67 +12830,7 @@
           <w:color w:val="000000"/>
           <w:sz w:val="21"/>
         </w:rPr>
-        <w:t>がrに反比例するという関係は定性的に確認できた．ただし，r＝0.1 mm の点は理論の直線（2.2/r mm）より下にあり，上で述べたように暗環を小さめに読んだ影響が最も大きく出ている．</w:t>
-      </w:r>
-    </w:p>
-    <w:p>
-      <w:pPr>
-        <w:spacing w:before="0" w:after="80" w:line="324" w:lineRule="auto"/>
-        <w:ind w:firstLine="210"/>
-      </w:pPr>
-      <w:r>
-        <w:rPr>
-          <w:rFonts w:ascii="Times New Roman" w:hAnsi="Times New Roman" w:eastAsia="ＭＳ 明朝"/>
-          <w:b w:val="0"/>
-          <w:color w:val="000000"/>
-          <w:sz w:val="21"/>
-        </w:rPr>
-        <w:t>複スリットでは，間隔0.4 mmで-1.6 %とよく一致したのに対し，0.2 mmでは+13.6 %と差が大きかった．0.4 mmでは干渉じま5個分（11.25 mm）をまとめて測ったのに対し，0.2 mmでは2個分（7.80 mm）しか測っていない．読み取り誤差±0.5 mmによる相対誤差はそれぞれ4 %，6 %であり，測定するしまの数が少ないほど誤差が大きくなることと整合する．しまの間隔は，できるだけ多くのしまをまとめて測って割ることで精度が上がる．</w:t>
-      </w:r>
-    </w:p>
-    <w:p>
-      <w:pPr>
-        <w:spacing w:before="0" w:after="80" w:line="324" w:lineRule="auto"/>
-        <w:ind w:firstLine="210"/>
-      </w:pPr>
-      <w:r>
-        <w:rPr>
-          <w:rFonts w:ascii="Times New Roman" w:hAnsi="Times New Roman" w:eastAsia="ＭＳ 明朝"/>
-          <w:b w:val="0"/>
-          <w:color w:val="000000"/>
-          <w:sz w:val="21"/>
-        </w:rPr>
-        <w:t>回折格子では 1/d＝998 本/cm となり，公称値 1000 本/cm との差は-0.2 %であった．回折格子では光点が鋭く，しかも1次の光点の間隔が177 mm と長いため，±0.5 mm の読み取り誤差による相対誤差は0.3 %にすぎない．スリットやピンホールに比べて格段に精度よく測定できたのはこのためである．</w:t>
-      </w:r>
-    </w:p>
-    <w:p>
-      <w:pPr>
-        <w:keepNext/>
-        <w:spacing w:before="120" w:after="100" w:line="324" w:lineRule="auto"/>
-      </w:pPr>
-      <w:r>
-        <w:rPr>
-          <w:rFonts w:ascii="ＭＳ ゴシック" w:hAnsi="ＭＳ ゴシック" w:eastAsia="ＭＳ ゴシック"/>
-          <w:b/>
-          <w:color w:val="000000"/>
-          <w:sz w:val="21"/>
-        </w:rPr>
-        <w:t>(b)　小角近似の妥当性</w:t>
-      </w:r>
-    </w:p>
-    <w:p>
-      <w:pPr>
-        <w:spacing w:before="0" w:after="80" w:line="324" w:lineRule="auto"/>
-        <w:ind w:firstLine="210"/>
-      </w:pPr>
-      <w:r>
-        <w:rPr>
-          <w:rFonts w:ascii="Times New Roman" w:hAnsi="Times New Roman" w:eastAsia="ＭＳ 明朝"/>
-          <w:b w:val="0"/>
-          <w:color w:val="000000"/>
-          <w:sz w:val="21"/>
-        </w:rPr>
-        <w:t>本実験では sinθ≈tanθ≈θ と近似した．回折角が最も大きいのは回折格子の1次の光で，θ</w:t>
+        <w:t>は小さくなっており，反比例の傾向は確認できた．しかし理論値（2.5/r mm）と比べると，r＝0.1 mm では測定値 14.70 mm に対し理論値 24.6 mm，r＝0.2 mm では測定値 12.15 mm に対し理論値 12.3 mm，r＝0.3 mm では測定値 10.00 mm に対し理論値 8.2 mmであり，とくに直径0.1 mmのピンホールで差が大きい．小さいピンホールほど光が大きく広がって暗くなるため，外側の暗環の位置を判断しにくく，内側の明るい部分の縁を暗環と見なしてR</w:t>
       </w:r>
       <w:r>
         <w:rPr>
@@ -12970,7 +12849,67 @@
           <w:color w:val="000000"/>
           <w:sz w:val="21"/>
         </w:rPr>
-        <w:t>≈x/(2l)＝0.0631 rad（約3.6°）である．近似を用いずに θ</w:t>
+        <w:t>を小さく読んだ可能性がある．</w:t>
+      </w:r>
+    </w:p>
+    <w:p>
+      <w:pPr>
+        <w:spacing w:before="0" w:after="80" w:line="324" w:lineRule="auto"/>
+        <w:ind w:firstLine="210"/>
+      </w:pPr>
+      <w:r>
+        <w:rPr>
+          <w:rFonts w:ascii="Times New Roman" w:hAnsi="Times New Roman" w:eastAsia="ＭＳ 明朝"/>
+          <w:b w:val="0"/>
+          <w:color w:val="000000"/>
+          <w:sz w:val="21"/>
+        </w:rPr>
+        <w:t>複スリットについて，公称の間隔から計算されるΔxは0.4 mmで2.52 mm，0.2 mmで5.03 mm であり，測定値（3.15 mm，3.95 mm）との差は0.5 mm を超えるものもある．暗線の間隔が数 mm と小さいため，1つ分の間隔を読むと読み取り誤差の影響が大きい．5つ分の間隔をまとめて測れば，同じ読み取り誤差でも相対誤差は1/5になる（0.4 mmのスリットで16 %→3 %）．</w:t>
+      </w:r>
+    </w:p>
+    <w:p>
+      <w:pPr>
+        <w:spacing w:before="0" w:after="80" w:line="324" w:lineRule="auto"/>
+        <w:ind w:firstLine="210"/>
+      </w:pPr>
+      <w:r>
+        <w:rPr>
+          <w:rFonts w:ascii="Times New Roman" w:hAnsi="Times New Roman" w:eastAsia="ＭＳ 明朝"/>
+          <w:b w:val="0"/>
+          <w:color w:val="000000"/>
+          <w:sz w:val="21"/>
+        </w:rPr>
+        <w:t>回折格子では 1/d＝1004 本/cm となり，公称値 1000 本/cm との差は+0.4 %であった．回折格子では光点が鋭く，しかも1次の光点の間隔が 202 mm と長いため，±0.5 mm の読み取り誤差による相対誤差は0.2 %にすぎない．他の測定に比べて格段に精度よく測定できたのはこのためである．</w:t>
+      </w:r>
+    </w:p>
+    <w:p>
+      <w:pPr>
+        <w:keepNext/>
+        <w:spacing w:before="120" w:after="100" w:line="324" w:lineRule="auto"/>
+      </w:pPr>
+      <w:r>
+        <w:rPr>
+          <w:rFonts w:ascii="ＭＳ ゴシック" w:hAnsi="ＭＳ ゴシック" w:eastAsia="ＭＳ ゴシック"/>
+          <w:b/>
+          <w:color w:val="000000"/>
+          <w:sz w:val="21"/>
+        </w:rPr>
+        <w:t>(b)　小角近似の妥当性</w:t>
+      </w:r>
+    </w:p>
+    <w:p>
+      <w:pPr>
+        <w:spacing w:before="0" w:after="80" w:line="324" w:lineRule="auto"/>
+        <w:ind w:firstLine="210"/>
+      </w:pPr>
+      <w:r>
+        <w:rPr>
+          <w:rFonts w:ascii="Times New Roman" w:hAnsi="Times New Roman" w:eastAsia="ＭＳ 明朝"/>
+          <w:b w:val="0"/>
+          <w:color w:val="000000"/>
+          <w:sz w:val="21"/>
+        </w:rPr>
+        <w:t>本実験では sinθ≈tanθ≈θ と近似した．回折角が最も大きいのは回折格子の1次の光で，θ</w:t>
       </w:r>
       <w:r>
         <w:rPr>
@@ -12989,6 +12928,25 @@
           <w:color w:val="000000"/>
           <w:sz w:val="21"/>
         </w:rPr>
+        <w:t>≈x/(2l)＝0.0635 rad（約3.6°）である．近似を用いずに θ</w:t>
+      </w:r>
+      <w:r>
+        <w:rPr>
+          <w:rFonts w:ascii="Times New Roman" w:hAnsi="Times New Roman" w:eastAsia="ＭＳ 明朝"/>
+          <w:b w:val="0"/>
+          <w:color w:val="000000"/>
+          <w:sz w:val="21"/>
+          <w:vertAlign w:val="subscript"/>
+        </w:rPr>
+        <w:t>1</w:t>
+      </w:r>
+      <w:r>
+        <w:rPr>
+          <w:rFonts w:ascii="Times New Roman" w:hAnsi="Times New Roman" w:eastAsia="ＭＳ 明朝"/>
+          <w:b w:val="0"/>
+          <w:color w:val="000000"/>
+          <w:sz w:val="21"/>
+        </w:rPr>
         <w:t>＝tan</w:t>
       </w:r>
       <w:r>
@@ -13027,7 +12985,7 @@
           <w:color w:val="000000"/>
           <w:sz w:val="21"/>
         </w:rPr>
-        <w:t xml:space="preserve"> を計算すると 1.004×10⁻³ cm となり，近似した値との差は+0.20 %にすぎない．スリットやピンホールでは回折角がさらに小さい（θ</w:t>
+        <w:t xml:space="preserve"> を計算すると 9.982×10⁻⁴ cm となり，近似した値との差は+0.20 %にすぎない．スリットやピンホールでは回折角がさらに小さい（θ</w:t>
       </w:r>
       <w:r>
         <w:rPr>
@@ -13046,7 +13004,7 @@
           <w:color w:val="000000"/>
           <w:sz w:val="21"/>
         </w:rPr>
-        <w:t>≈0.0022〜0.0089 rad）ので，小角近似による誤差は(a)で述べた読み取りの誤差に比べて無視できる．</w:t>
+        <w:t>≈0.0031〜0.0106 rad）ので，小角近似による誤差は(a)で述べた読み取りの誤差に比べて無視できる．</w:t>
       </w:r>
     </w:p>
     <w:p>
@@ -13331,7 +13289,7 @@
           <w:color w:val="000000"/>
           <w:sz w:val="21"/>
         </w:rPr>
-        <w:t>レーザ光を用いて，単スリット・ピンホールによる回折と，複スリット・回折格子による干渉を観測した．スクリーン上のしまの間隔と光の波長から，0.1 mm程度のスリットの幅やピンホールの直径を求めることができ，光が波としてふるまうことを実感できた．回折格子では公称値との差が0.2 %と小さかった一方，ピンホールでは差が大きく，ぼやけた暗環の位置をどこと判断するかが結果を大きく左右した．しまをいくつかまとめて測る，暗い部分の中央を読むといった測り方の工夫が精度に直結することが分かった．</w:t>
+        <w:t>レーザ光を用いて，単スリット・ピンホールによる回折と，複スリット・回折格子による干渉を観測した．スクリーン上のしまの間隔と光の波長から，0.1 mm程度のスリットの幅やピンホールの直径を求めることができ，光が波としてふるまうことを実感できた．回折格子では公称値との差が0.4 %と小さかった一方，ピンホールでは差が大きく，ぼやけた暗環の位置をどこと判断するかが結果を大きく左右した．しまをいくつかまとめて測る，暗い部分の中央を読むといった測り方の工夫が精度に直結することが分かった．</w:t>
       </w:r>
     </w:p>
     <w:p>
@@ -37284,7 +37242,7 @@
           <idx val="0"/>
           <order val="0"/>
           <tx>
-            <v>レンズの公式（f = 24.56 cm）</v>
+            <v>レンズの公式（f = 24.52 cm）</v>
           </tx>
           <spPr>
             <a:ln xmlns:a="http://schemas.openxmlformats.org/drawingml/2006/main" w="28575">
@@ -37309,67 +37267,67 @@
                 <formatCode>General</formatCode>
                 <ptCount val="21"/>
                 <pt idx="0">
-                  <v>0.01</v>
+                  <v>0.0</v>
                 </pt>
                 <pt idx="1">
-                  <v>0.011</v>
+                  <v>0.0024999999999999996</v>
                 </pt>
                 <pt idx="2">
-                  <v>0.012</v>
+                  <v>0.004999999999999999</v>
                 </pt>
                 <pt idx="3">
-                  <v>0.013</v>
+                  <v>0.007499999999999999</v>
                 </pt>
                 <pt idx="4">
-                  <v>0.013999999999999999</v>
+                  <v>0.009999999999999998</v>
                 </pt>
                 <pt idx="5">
-                  <v>0.015</v>
+                  <v>0.012499999999999997</v>
                 </pt>
                 <pt idx="6">
-                  <v>0.016</v>
+                  <v>0.014999999999999998</v>
                 </pt>
                 <pt idx="7">
-                  <v>0.016999999999999998</v>
+                  <v>0.017499999999999998</v>
                 </pt>
                 <pt idx="8">
-                  <v>0.018</v>
+                  <v>0.019999999999999997</v>
                 </pt>
                 <pt idx="9">
-                  <v>0.018999999999999996</v>
+                  <v>0.022499999999999996</v>
                 </pt>
                 <pt idx="10">
-                  <v>0.019999999999999997</v>
+                  <v>0.024999999999999994</v>
                 </pt>
                 <pt idx="11">
-                  <v>0.020999999999999998</v>
+                  <v>0.027499999999999997</v>
                 </pt>
                 <pt idx="12">
-                  <v>0.022</v>
+                  <v>0.029999999999999995</v>
                 </pt>
                 <pt idx="13">
-                  <v>0.023</v>
+                  <v>0.032499999999999994</v>
                 </pt>
                 <pt idx="14">
-                  <v>0.023999999999999997</v>
+                  <v>0.034999999999999996</v>
                 </pt>
                 <pt idx="15">
-                  <v>0.024999999999999998</v>
+                  <v>0.03749999999999999</v>
                 </pt>
                 <pt idx="16">
-                  <v>0.025999999999999995</v>
+                  <v>0.039999999999999994</v>
                 </pt>
                 <pt idx="17">
-                  <v>0.026999999999999996</v>
+                  <v>0.042499999999999996</v>
                 </pt>
                 <pt idx="18">
-                  <v>0.027999999999999997</v>
+                  <v>0.04499999999999999</v>
                 </pt>
                 <pt idx="19">
-                  <v>0.028999999999999998</v>
+                  <v>0.047499999999999994</v>
                 </pt>
                 <pt idx="20">
-                  <v>0.03</v>
+                  <v>0.049999999999999996</v>
                 </pt>
               </numCache>
             </numRef>
@@ -37381,67 +37339,67 @@
                 <formatCode>General</formatCode>
                 <ptCount val="21"/>
                 <pt idx="0">
-                  <v>0.030721504657307476</v>
+                  <v>0.0407828445936029</v>
                 </pt>
                 <pt idx="1">
-                  <v>0.02972150465730748</v>
+                  <v>0.0382828445936029</v>
                 </pt>
                 <pt idx="2">
-                  <v>0.028721504657307478</v>
+                  <v>0.035782844593602904</v>
                 </pt>
                 <pt idx="3">
-                  <v>0.02772150465730748</v>
+                  <v>0.0332828445936029</v>
                 </pt>
                 <pt idx="4">
-                  <v>0.02672150465730748</v>
+                  <v>0.030782844593602903</v>
                 </pt>
                 <pt idx="5">
-                  <v>0.02572150465730748</v>
+                  <v>0.028282844593602904</v>
                 </pt>
                 <pt idx="6">
-                  <v>0.024721504657307478</v>
+                  <v>0.025782844593602902</v>
                 </pt>
                 <pt idx="7">
-                  <v>0.02372150465730748</v>
+                  <v>0.023282844593602903</v>
                 </pt>
                 <pt idx="8">
-                  <v>0.02272150465730748</v>
+                  <v>0.020782844593602905</v>
                 </pt>
                 <pt idx="9">
-                  <v>0.021721504657307482</v>
+                  <v>0.018282844593602906</v>
                 </pt>
                 <pt idx="10">
-                  <v>0.02072150465730748</v>
+                  <v>0.015782844593602907</v>
                 </pt>
                 <pt idx="11">
-                  <v>0.01972150465730748</v>
+                  <v>0.013282844593602905</v>
                 </pt>
                 <pt idx="12">
-                  <v>0.01872150465730748</v>
+                  <v>0.010782844593602906</v>
                 </pt>
                 <pt idx="13">
-                  <v>0.01772150465730748</v>
+                  <v>0.008282844593602907</v>
                 </pt>
                 <pt idx="14">
-                  <v>0.01672150465730748</v>
+                  <v>0.005782844593602905</v>
                 </pt>
                 <pt idx="15">
-                  <v>0.01572150465730748</v>
+                  <v>0.00328284459360291</v>
                 </pt>
                 <pt idx="16">
-                  <v>0.014721504657307483</v>
+                  <v>0.0007828445936029077</v>
                 </pt>
                 <pt idx="17">
-                  <v>0.013721504657307482</v>
+                  <v>-0.0017171554063970945</v>
                 </pt>
                 <pt idx="18">
-                  <v>0.01272150465730748</v>
+                  <v>-0.00421715540639709</v>
                 </pt>
                 <pt idx="19">
-                  <v>0.01172150465730748</v>
+                  <v>-0.006717155406397092</v>
                 </pt>
                 <pt idx="20">
-                  <v>0.010721504657307479</v>
+                  <v>-0.009217155406397094</v>
                 </pt>
               </numCache>
             </numRef>
@@ -37481,16 +37439,16 @@
                 <formatCode>General</formatCode>
                 <ptCount val="4"/>
                 <pt idx="0">
-                  <v>0.021664951524670965</v>
+                  <v>0.02499843759765015</v>
                 </pt>
                 <pt idx="1">
-                  <v>0.021686093792355646</v>
+                  <v>0.032789572915812776</v>
                 </pt>
                 <pt idx="2">
-                  <v>0.021754500462283135</v>
+                  <v>0.018498820700180364</v>
                 </pt>
                 <pt idx="3">
-                  <v>0.021844792747528805</v>
+                  <v>0.01255295779067943</v>
                 </pt>
               </numCache>
             </numRef>
@@ -37502,16 +37460,16 @@
                 <formatCode>General</formatCode>
                 <ptCount val="4"/>
                 <pt idx="0">
-                  <v>0.01905215527506549</v>
+                  <v>0.015930542833247043</v>
                 </pt>
                 <pt idx="1">
-                  <v>0.0189528547737503</v>
+                  <v>0.008226221079691516</v>
                 </pt>
                 <pt idx="2">
-                  <v>0.01899245050092588</v>
+                  <v>0.021532001937880175</v>
                 </pt>
                 <pt idx="3">
-                  <v>0.018938497230244777</v>
+                  <v>0.028622540250447227</v>
                 </pt>
               </numCache>
             </numRef>
@@ -37524,8 +37482,8 @@
         <axId val="10"/>
         <scaling>
           <orientation val="minMax"/>
-          <max val="0.03"/>
-          <min val="0.01"/>
+          <max val="0.05"/>
+          <min val="0"/>
         </scaling>
         <delete val="0"/>
         <axPos val="l"/>
@@ -37573,8 +37531,8 @@
         <axId val="20"/>
         <scaling>
           <orientation val="minMax"/>
-          <max val="0.03"/>
-          <min val="0.01"/>
+          <max val="0.05"/>
+          <min val="0"/>
         </scaling>
         <delete val="0"/>
         <axPos val="l"/>
@@ -37719,16 +37677,16 @@
                 <formatCode>General</formatCode>
                 <ptCount val="4"/>
                 <pt idx="0">
-                  <v>24.559701771503878</v>
+                  <v>24.432565616638282</v>
                 </pt>
                 <pt idx="1">
-                  <v>24.606935840707965</v>
+                  <v>24.38085192522688</v>
                 </pt>
                 <pt idx="2">
-                  <v>24.541713584972623</v>
+                  <v>24.9807506840796</v>
                 </pt>
                 <pt idx="3">
-                  <v>24.519846254311222</v>
+                  <v>24.286287903577662</v>
                 </pt>
               </numCache>
             </numRef>
@@ -37791,16 +37749,16 @@
                 <formatCode>General</formatCode>
                 <ptCount val="4"/>
                 <pt idx="0">
-                  <v>24.392781243100014</v>
+                  <v>24.47215939781407</v>
                 </pt>
                 <pt idx="1">
-                  <v>24.317099285462252</v>
+                  <v>24.520708333333335</v>
                 </pt>
                 <pt idx="2">
-                  <v>23.986501885419425</v>
+                  <v>24.468064377328243</v>
                 </pt>
                 <pt idx="3">
-                  <v>24.447976138257747</v>
+                  <v>24.850687324602433</v>
                 </pt>
               </numCache>
             </numRef>
@@ -37863,16 +37821,16 @@
                 <formatCode>General</formatCode>
                 <ptCount val="4"/>
                 <pt idx="0">
-                  <v>23.194536992840106</v>
+                  <v>24.807531380753122</v>
                 </pt>
                 <pt idx="1">
-                  <v>22.898675465472547</v>
+                  <v>26.897042034250134</v>
                 </pt>
                 <pt idx="2">
-                  <v>23.88138195777352</v>
+                  <v>24.46564712466768</v>
                 </pt>
                 <pt idx="3">
-                  <v>22.32505042355788</v>
+                  <v>24.380487804878037</v>
                 </pt>
               </numCache>
             </numRef>
@@ -37934,8 +37892,8 @@
         <axId val="20"/>
         <scaling>
           <orientation val="minMax"/>
-          <max val="26"/>
-          <min val="21"/>
+          <max val="28"/>
+          <min val="23"/>
         </scaling>
         <delete val="0"/>
         <axPos val="l"/>
@@ -38140,10 +38098,10 @@
                 <formatCode>General</formatCode>
                 <ptCount val="7"/>
                 <pt idx="0">
-                  <v>0.07087359999999998</v>
+                  <v>0.05985945945945945</v>
                 </pt>
                 <pt idx="1">
-                  <v>0.1312474074074074</v>
+                  <v>0.10484260355029586</v>
                 </pt>
               </numCache>
             </numRef>
@@ -38213,13 +38171,13 @@
                 <formatCode>General</formatCode>
                 <ptCount val="7"/>
                 <pt idx="2">
-                  <v>0.15385372241992878</v>
+                  <v>0.16700754285714287</v>
                 </pt>
                 <pt idx="3">
-                  <v>0.2362453333333333</v>
+                  <v>0.20205850864197533</v>
                 </pt>
                 <pt idx="4">
-                  <v>0.34865238709677415</v>
+                  <v>0.245501088</v>
                 </pt>
               </numCache>
             </numRef>
@@ -38289,10 +38247,10 @@
                 <formatCode>General</formatCode>
                 <ptCount val="7"/>
                 <pt idx="5">
-                  <v>0.39374222222222216</v>
+                  <v>0.3194133333333334</v>
                 </pt>
                 <pt idx="6">
-                  <v>0.22715897435897436</v>
+                  <v>0.2547220253164557</v>
                 </pt>
               </numCache>
             </numRef>
@@ -38520,37 +38478,37 @@
                   <v>0.0</v>
                 </pt>
                 <pt idx="1">
-                  <v>2.1616448</v>
+                  <v>2.4550108799999997</v>
                 </pt>
                 <pt idx="2">
-                  <v>4.3232896</v>
+                  <v>4.910021759999999</v>
                 </pt>
                 <pt idx="3">
-                  <v>6.4849344</v>
+                  <v>7.365032639999999</v>
                 </pt>
                 <pt idx="4">
-                  <v>8.6465792</v>
+                  <v>9.820043519999999</v>
                 </pt>
                 <pt idx="5">
-                  <v>10.808224</v>
+                  <v>12.275054399999998</v>
                 </pt>
                 <pt idx="6">
-                  <v>12.9698688</v>
+                  <v>14.730065279999998</v>
                 </pt>
                 <pt idx="7">
-                  <v>15.1315136</v>
+                  <v>17.185076159999998</v>
                 </pt>
                 <pt idx="8">
-                  <v>17.2931584</v>
+                  <v>19.640087039999997</v>
                 </pt>
                 <pt idx="9">
-                  <v>19.4548032</v>
+                  <v>22.095097919999997</v>
                 </pt>
                 <pt idx="10">
-                  <v>21.616448</v>
+                  <v>24.550108799999997</v>
                 </pt>
                 <pt idx="11">
-                  <v>23.7780928</v>
+                  <v>27.005119679999996</v>
                 </pt>
               </numCache>
             </numRef>
@@ -38608,13 +38566,13 @@
                 <formatCode>General</formatCode>
                 <ptCount val="3"/>
                 <pt idx="0">
-                  <v>14.05</v>
+                  <v>14.7</v>
                 </pt>
                 <pt idx="1">
-                  <v>9.15</v>
+                  <v>12.15</v>
                 </pt>
                 <pt idx="2">
-                  <v>6.2</v>
+                  <v>10.0</v>
                 </pt>
               </numCache>
             </numRef>

--- a/report_optics/レンズの焦点距離の測定とレーザー光の回折と干渉_報告書.docx
+++ b/report_optics/レンズの焦点距離の測定とレーザー光の回折と干渉_報告書.docx
@@ -6213,58 +6213,6 @@
     </w:p>
     <w:p>
       <w:pPr>
-        <w:spacing w:before="0" w:after="80" w:line="324" w:lineRule="auto"/>
-        <w:ind w:firstLine="210"/>
-      </w:pPr>
-      <w:r>
-        <w:rPr>
-          <w:rFonts w:ascii="Times New Roman" w:hAnsi="Times New Roman" w:eastAsia="ＭＳ 明朝"/>
-          <w:b w:val="0"/>
-          <w:color w:val="000000"/>
-          <w:sz w:val="21"/>
-        </w:rPr>
-        <w:t>3つの測定で得た各回の焦点距離を図A-5に示す．</w:t>
-      </w:r>
-    </w:p>
-    <w:p>
-      <w:pPr>
-        <w:keepNext/>
-        <w:spacing w:before="120" w:after="40" w:line="324" w:lineRule="auto"/>
-        <w:jc w:val="center"/>
-      </w:pPr>
-      <w:r>
-        <w:drawing xmlns:a="http://schemas.openxmlformats.org/drawingml/2006/main" xmlns:c="http://schemas.openxmlformats.org/drawingml/2006/chart">
-          <wp:inline distT="0" distB="0" distL="0" distR="0">
-            <wp:extent cx="4320000" cy="2430000"/>
-            <wp:effectExtent l="0" t="0" r="0" b="0"/>
-            <wp:docPr id="5002" name="グラフ 2"/>
-            <wp:cNvGraphicFramePr/>
-            <a:graphic>
-              <a:graphicData uri="http://schemas.openxmlformats.org/drawingml/2006/chart">
-                <c:chart r:id="rId30"/>
-              </a:graphicData>
-            </a:graphic>
-          </wp:inline>
-        </w:drawing>
-      </w:r>
-    </w:p>
-    <w:p>
-      <w:pPr>
-        <w:spacing w:before="0" w:after="200" w:line="324" w:lineRule="auto"/>
-        <w:jc w:val="center"/>
-      </w:pPr>
-      <w:r>
-        <w:rPr>
-          <w:rFonts w:ascii="Times New Roman" w:hAnsi="Times New Roman" w:eastAsia="ＭＳ 明朝"/>
-          <w:b w:val="0"/>
-          <w:color w:val="000000"/>
-          <w:sz w:val="19"/>
-        </w:rPr>
-        <w:t>図A-5　各回の測定で得た焦点距離</w:t>
-      </w:r>
-    </w:p>
-    <w:p>
-      <w:pPr>
         <w:keepNext/>
         <w:spacing w:before="180" w:after="100" w:line="324" w:lineRule="auto"/>
       </w:pPr>
@@ -6680,7 +6628,7 @@
                     <pic:cNvPicPr/>
                   </pic:nvPicPr>
                   <pic:blipFill>
-                    <a:blip r:embed="rId31"/>
+                    <a:blip r:embed="rId30"/>
                     <a:stretch>
                       <a:fillRect/>
                     </a:stretch>
@@ -6746,7 +6694,7 @@
                     <pic:cNvPicPr/>
                   </pic:nvPicPr>
                   <pic:blipFill>
-                    <a:blip r:embed="rId32"/>
+                    <a:blip r:embed="rId31"/>
                     <a:stretch>
                       <a:fillRect/>
                     </a:stretch>
@@ -7361,7 +7309,7 @@
                     <pic:cNvPicPr/>
                   </pic:nvPicPr>
                   <pic:blipFill>
-                    <a:blip r:embed="rId33"/>
+                    <a:blip r:embed="rId32"/>
                     <a:stretch>
                       <a:fillRect/>
                     </a:stretch>
@@ -7823,7 +7771,7 @@
                     <pic:cNvPicPr/>
                   </pic:nvPicPr>
                   <pic:blipFill>
-                    <a:blip r:embed="rId34"/>
+                    <a:blip r:embed="rId33"/>
                     <a:stretch>
                       <a:fillRect/>
                     </a:stretch>
@@ -7957,7 +7905,7 @@
                     <pic:cNvPicPr/>
                   </pic:nvPicPr>
                   <pic:blipFill>
-                    <a:blip r:embed="rId35"/>
+                    <a:blip r:embed="rId34"/>
                     <a:stretch>
                       <a:fillRect/>
                     </a:stretch>
@@ -8216,7 +8164,7 @@
                     <pic:cNvPicPr/>
                   </pic:nvPicPr>
                   <pic:blipFill>
-                    <a:blip r:embed="rId36"/>
+                    <a:blip r:embed="rId35"/>
                     <a:stretch>
                       <a:fillRect/>
                     </a:stretch>
@@ -8524,7 +8472,7 @@
                     <pic:cNvPicPr/>
                   </pic:nvPicPr>
                   <pic:blipFill>
-                    <a:blip r:embed="rId37"/>
+                    <a:blip r:embed="rId36"/>
                     <a:stretch>
                       <a:fillRect/>
                     </a:stretch>
@@ -8656,7 +8604,7 @@
                     <pic:cNvPicPr/>
                   </pic:nvPicPr>
                   <pic:blipFill>
-                    <a:blip r:embed="rId38"/>
+                    <a:blip r:embed="rId37"/>
                     <a:stretch>
                       <a:fillRect/>
                     </a:stretch>
@@ -8721,7 +8669,7 @@
                     <pic:cNvPicPr/>
                   </pic:nvPicPr>
                   <pic:blipFill>
-                    <a:blip r:embed="rId39"/>
+                    <a:blip r:embed="rId38"/>
                     <a:stretch>
                       <a:fillRect/>
                     </a:stretch>
@@ -8912,7 +8860,7 @@
                     <pic:cNvPicPr/>
                   </pic:nvPicPr>
                   <pic:blipFill>
-                    <a:blip r:embed="rId40"/>
+                    <a:blip r:embed="rId39"/>
                     <a:stretch>
                       <a:fillRect/>
                     </a:stretch>
@@ -9017,7 +8965,7 @@
                     <pic:cNvPicPr/>
                   </pic:nvPicPr>
                   <pic:blipFill>
-                    <a:blip r:embed="rId41"/>
+                    <a:blip r:embed="rId40"/>
                     <a:stretch>
                       <a:fillRect/>
                     </a:stretch>
@@ -9092,7 +9040,7 @@
                     <pic:cNvPicPr/>
                   </pic:nvPicPr>
                   <pic:blipFill>
-                    <a:blip r:embed="rId42"/>
+                    <a:blip r:embed="rId41"/>
                     <a:stretch>
                       <a:fillRect/>
                     </a:stretch>
@@ -9167,7 +9115,7 @@
                     <pic:cNvPicPr/>
                   </pic:nvPicPr>
                   <pic:blipFill>
-                    <a:blip r:embed="rId43"/>
+                    <a:blip r:embed="rId42"/>
                     <a:stretch>
                       <a:fillRect/>
                     </a:stretch>
@@ -9232,7 +9180,7 @@
                     <pic:cNvPicPr/>
                   </pic:nvPicPr>
                   <pic:blipFill>
-                    <a:blip r:embed="rId44"/>
+                    <a:blip r:embed="rId43"/>
                     <a:stretch>
                       <a:fillRect/>
                     </a:stretch>
@@ -9328,7 +9276,7 @@
                     <pic:cNvPicPr/>
                   </pic:nvPicPr>
                   <pic:blipFill>
-                    <a:blip r:embed="rId45"/>
+                    <a:blip r:embed="rId44"/>
                     <a:stretch>
                       <a:fillRect/>
                     </a:stretch>
@@ -9422,7 +9370,7 @@
                     <pic:cNvPicPr/>
                   </pic:nvPicPr>
                   <pic:blipFill>
-                    <a:blip r:embed="rId38"/>
+                    <a:blip r:embed="rId37"/>
                     <a:stretch>
                       <a:fillRect/>
                     </a:stretch>
@@ -10799,7 +10747,7 @@
                     <pic:cNvPicPr/>
                   </pic:nvPicPr>
                   <pic:blipFill>
-                    <a:blip r:embed="rId46"/>
+                    <a:blip r:embed="rId45"/>
                     <a:stretch>
                       <a:fillRect/>
                     </a:stretch>
@@ -11397,7 +11345,7 @@
                     <pic:cNvPicPr/>
                   </pic:nvPicPr>
                   <pic:blipFill>
-                    <a:blip r:embed="rId47"/>
+                    <a:blip r:embed="rId46"/>
                     <a:stretch>
                       <a:fillRect/>
                     </a:stretch>
@@ -11836,7 +11784,7 @@
                     <pic:cNvPicPr/>
                   </pic:nvPicPr>
                   <pic:blipFill>
-                    <a:blip r:embed="rId48"/>
+                    <a:blip r:embed="rId47"/>
                     <a:stretch>
                       <a:fillRect/>
                     </a:stretch>
@@ -11917,7 +11865,7 @@
                     <pic:cNvPicPr/>
                   </pic:nvPicPr>
                   <pic:blipFill>
-                    <a:blip r:embed="rId49"/>
+                    <a:blip r:embed="rId48"/>
                     <a:stretch>
                       <a:fillRect/>
                     </a:stretch>
@@ -11977,11 +11925,11 @@
           <wp:inline distT="0" distB="0" distL="0" distR="0">
             <wp:extent cx="4140000" cy="2587500"/>
             <wp:effectExtent l="0" t="0" r="0" b="0"/>
-            <wp:docPr id="5003" name="グラフ 3"/>
+            <wp:docPr id="5002" name="グラフ 2"/>
             <wp:cNvGraphicFramePr/>
             <a:graphic>
               <a:graphicData uri="http://schemas.openxmlformats.org/drawingml/2006/chart">
-                <c:chart r:id="rId50"/>
+                <c:chart r:id="rId49"/>
               </a:graphicData>
             </a:graphic>
           </wp:inline>
@@ -12086,11 +12034,11 @@
           <wp:inline distT="0" distB="0" distL="0" distR="0">
             <wp:extent cx="4140000" cy="2458125"/>
             <wp:effectExtent l="0" t="0" r="0" b="0"/>
-            <wp:docPr id="5004" name="グラフ 4"/>
+            <wp:docPr id="5003" name="グラフ 3"/>
             <wp:cNvGraphicFramePr/>
             <a:graphic>
               <a:graphicData uri="http://schemas.openxmlformats.org/drawingml/2006/chart">
-                <c:chart r:id="rId51"/>
+                <c:chart r:id="rId50"/>
               </a:graphicData>
             </a:graphic>
           </wp:inline>
@@ -13338,7 +13286,7 @@
       </w:r>
     </w:p>
     <w:sectPr>
-      <w:footerReference w:type="default" r:id="rId52"/>
+      <w:footerReference w:type="default" r:id="rId51"/>
       <w:pgSz w:w="11906" w:h="16838"/>
       <w:pgMar w:top="1417" w:right="1417" w:bottom="1417" w:left="1417" w:header="720" w:footer="720" w:gutter="0"/>
       <w:cols w:space="720"/>
@@ -37624,367 +37572,6 @@
           <idx val="0"/>
           <order val="0"/>
           <tx>
-            <v>凸レンズ（レンズの公式）</v>
-          </tx>
-          <spPr>
-            <a:ln xmlns:a="http://schemas.openxmlformats.org/drawingml/2006/main" w="19050">
-              <a:solidFill>
-                <a:srgbClr val="4472C4"/>
-              </a:solidFill>
-              <a:prstDash val="solid"/>
-            </a:ln>
-          </spPr>
-          <marker>
-            <symbol val="circle"/>
-            <size val="7"/>
-            <spPr>
-              <a:solidFill xmlns:a="http://schemas.openxmlformats.org/drawingml/2006/main">
-                <a:srgbClr val="4472C4"/>
-              </a:solidFill>
-              <a:ln xmlns:a="http://schemas.openxmlformats.org/drawingml/2006/main" w="9525">
-                <a:solidFill>
-                  <a:srgbClr val="4472C4"/>
-                </a:solidFill>
-                <a:prstDash val="solid"/>
-              </a:ln>
-            </spPr>
-          </marker>
-          <xVal>
-            <numRef>
-              <f>'f'!$A$2:$A$5</f>
-              <numCache>
-                <formatCode>General</formatCode>
-                <ptCount val="4"/>
-                <pt idx="0">
-                  <v>1.0</v>
-                </pt>
-                <pt idx="1">
-                  <v>2.0</v>
-                </pt>
-                <pt idx="2">
-                  <v>3.0</v>
-                </pt>
-                <pt idx="3">
-                  <v>4.0</v>
-                </pt>
-              </numCache>
-            </numRef>
-          </xVal>
-          <yVal>
-            <numRef>
-              <f>'f'!$B$2:$B$5</f>
-              <numCache>
-                <formatCode>General</formatCode>
-                <ptCount val="4"/>
-                <pt idx="0">
-                  <v>24.432565616638282</v>
-                </pt>
-                <pt idx="1">
-                  <v>24.38085192522688</v>
-                </pt>
-                <pt idx="2">
-                  <v>24.9807506840796</v>
-                </pt>
-                <pt idx="3">
-                  <v>24.286287903577662</v>
-                </pt>
-              </numCache>
-            </numRef>
-          </yVal>
-        </ser>
-        <ser>
-          <idx val="1"/>
-          <order val="1"/>
-          <tx>
-            <v>凸レンズ（ベッセルの方法）</v>
-          </tx>
-          <spPr>
-            <a:ln xmlns:a="http://schemas.openxmlformats.org/drawingml/2006/main" w="19050">
-              <a:solidFill>
-                <a:srgbClr val="ED7D31"/>
-              </a:solidFill>
-              <a:prstDash val="solid"/>
-            </a:ln>
-          </spPr>
-          <marker>
-            <symbol val="circle"/>
-            <size val="7"/>
-            <spPr>
-              <a:solidFill xmlns:a="http://schemas.openxmlformats.org/drawingml/2006/main">
-                <a:srgbClr val="ED7D31"/>
-              </a:solidFill>
-              <a:ln xmlns:a="http://schemas.openxmlformats.org/drawingml/2006/main" w="9525">
-                <a:solidFill>
-                  <a:srgbClr val="ED7D31"/>
-                </a:solidFill>
-                <a:prstDash val="solid"/>
-              </a:ln>
-            </spPr>
-          </marker>
-          <xVal>
-            <numRef>
-              <f>'f'!$A$2:$A$5</f>
-              <numCache>
-                <formatCode>General</formatCode>
-                <ptCount val="4"/>
-                <pt idx="0">
-                  <v>1.0</v>
-                </pt>
-                <pt idx="1">
-                  <v>2.0</v>
-                </pt>
-                <pt idx="2">
-                  <v>3.0</v>
-                </pt>
-                <pt idx="3">
-                  <v>4.0</v>
-                </pt>
-              </numCache>
-            </numRef>
-          </xVal>
-          <yVal>
-            <numRef>
-              <f>'f'!$C$2:$C$5</f>
-              <numCache>
-                <formatCode>General</formatCode>
-                <ptCount val="4"/>
-                <pt idx="0">
-                  <v>24.47215939781407</v>
-                </pt>
-                <pt idx="1">
-                  <v>24.520708333333335</v>
-                </pt>
-                <pt idx="2">
-                  <v>24.468064377328243</v>
-                </pt>
-                <pt idx="3">
-                  <v>24.850687324602433</v>
-                </pt>
-              </numCache>
-            </numRef>
-          </yVal>
-        </ser>
-        <ser>
-          <idx val="2"/>
-          <order val="2"/>
-          <tx>
-            <v>凹レンズ</v>
-          </tx>
-          <spPr>
-            <a:ln xmlns:a="http://schemas.openxmlformats.org/drawingml/2006/main" w="19050">
-              <a:solidFill>
-                <a:srgbClr val="A5A5A5"/>
-              </a:solidFill>
-              <a:prstDash val="solid"/>
-            </a:ln>
-          </spPr>
-          <marker>
-            <symbol val="circle"/>
-            <size val="7"/>
-            <spPr>
-              <a:solidFill xmlns:a="http://schemas.openxmlformats.org/drawingml/2006/main">
-                <a:srgbClr val="A5A5A5"/>
-              </a:solidFill>
-              <a:ln xmlns:a="http://schemas.openxmlformats.org/drawingml/2006/main" w="9525">
-                <a:solidFill>
-                  <a:srgbClr val="A5A5A5"/>
-                </a:solidFill>
-                <a:prstDash val="solid"/>
-              </a:ln>
-            </spPr>
-          </marker>
-          <xVal>
-            <numRef>
-              <f>'f'!$A$2:$A$5</f>
-              <numCache>
-                <formatCode>General</formatCode>
-                <ptCount val="4"/>
-                <pt idx="0">
-                  <v>1.0</v>
-                </pt>
-                <pt idx="1">
-                  <v>2.0</v>
-                </pt>
-                <pt idx="2">
-                  <v>3.0</v>
-                </pt>
-                <pt idx="3">
-                  <v>4.0</v>
-                </pt>
-              </numCache>
-            </numRef>
-          </xVal>
-          <yVal>
-            <numRef>
-              <f>'f'!$D$2:$D$5</f>
-              <numCache>
-                <formatCode>General</formatCode>
-                <ptCount val="4"/>
-                <pt idx="0">
-                  <v>24.807531380753122</v>
-                </pt>
-                <pt idx="1">
-                  <v>26.897042034250134</v>
-                </pt>
-                <pt idx="2">
-                  <v>24.46564712466768</v>
-                </pt>
-                <pt idx="3">
-                  <v>24.380487804878037</v>
-                </pt>
-              </numCache>
-            </numRef>
-          </yVal>
-        </ser>
-        <axId val="10"/>
-        <axId val="20"/>
-      </scatterChart>
-      <valAx>
-        <axId val="10"/>
-        <scaling>
-          <orientation val="minMax"/>
-          <max val="4.5"/>
-          <min val="0.5"/>
-        </scaling>
-        <delete val="0"/>
-        <axPos val="l"/>
-        <majorGridlines>
-          <spPr>
-            <a:ln xmlns:a="http://schemas.openxmlformats.org/drawingml/2006/main" w="9525">
-              <a:solidFill>
-                <a:srgbClr val="D9D9D9"/>
-              </a:solidFill>
-              <a:prstDash val="solid"/>
-            </a:ln>
-          </spPr>
-        </majorGridlines>
-        <title>
-          <tx>
-            <rich>
-              <a:bodyPr xmlns:a="http://schemas.openxmlformats.org/drawingml/2006/main"/>
-              <a:p xmlns:a="http://schemas.openxmlformats.org/drawingml/2006/main">
-                <a:pPr>
-                  <a:defRPr/>
-                </a:pPr>
-                <a:r>
-                  <a:t>測定回</a:t>
-                </a:r>
-              </a:p>
-            </rich>
-          </tx>
-          <overlay val="0"/>
-        </title>
-        <numFmt formatCode="General" sourceLinked="0"/>
-        <majorTickMark val="none"/>
-        <minorTickMark val="none"/>
-        <spPr>
-          <a:ln xmlns:a="http://schemas.openxmlformats.org/drawingml/2006/main" w="9525">
-            <a:solidFill>
-              <a:srgbClr val="D9D9D9"/>
-            </a:solidFill>
-            <a:prstDash val="solid"/>
-          </a:ln>
-        </spPr>
-        <crossAx val="20"/>
-        <majorUnit val="1"/>
-      </valAx>
-      <valAx>
-        <axId val="20"/>
-        <scaling>
-          <orientation val="minMax"/>
-          <max val="28"/>
-          <min val="23"/>
-        </scaling>
-        <delete val="0"/>
-        <axPos val="l"/>
-        <majorGridlines>
-          <spPr>
-            <a:ln xmlns:a="http://schemas.openxmlformats.org/drawingml/2006/main" w="9525">
-              <a:solidFill>
-                <a:srgbClr val="D9D9D9"/>
-              </a:solidFill>
-              <a:prstDash val="solid"/>
-            </a:ln>
-          </spPr>
-        </majorGridlines>
-        <title>
-          <tx>
-            <rich>
-              <a:bodyPr xmlns:a="http://schemas.openxmlformats.org/drawingml/2006/main"/>
-              <a:p xmlns:a="http://schemas.openxmlformats.org/drawingml/2006/main">
-                <a:pPr>
-                  <a:defRPr/>
-                </a:pPr>
-                <a:r>
-                  <a:t>焦点距離 [cm]</a:t>
-                </a:r>
-              </a:p>
-            </rich>
-          </tx>
-          <overlay val="0"/>
-        </title>
-        <numFmt formatCode="General" sourceLinked="0"/>
-        <majorTickMark val="none"/>
-        <minorTickMark val="none"/>
-        <spPr>
-          <a:ln xmlns:a="http://schemas.openxmlformats.org/drawingml/2006/main" w="9525">
-            <a:solidFill>
-              <a:srgbClr val="D9D9D9"/>
-            </a:solidFill>
-            <a:prstDash val="solid"/>
-          </a:ln>
-        </spPr>
-        <crossAx val="10"/>
-        <majorUnit val="1"/>
-      </valAx>
-    </plotArea>
-    <legend>
-      <legendPos val="b"/>
-      <overlay val="0"/>
-    </legend>
-    <plotVisOnly val="1"/>
-    <dispBlanksAs val="gap"/>
-  </chart>
-  <spPr>
-    <a:ln xmlns:a="http://schemas.openxmlformats.org/drawingml/2006/main">
-      <a:noFill/>
-      <a:prstDash val="solid"/>
-    </a:ln>
-  </spPr>
-  <txPr xmlns:a="http://schemas.openxmlformats.org/drawingml/2006/main">
-    <a:bodyPr/>
-    <a:lstStyle/>
-    <a:p>
-      <a:pPr>
-        <a:defRPr sz="900">
-          <a:solidFill>
-            <a:srgbClr val="595959"/>
-          </a:solidFill>
-          <a:latin typeface="游ゴシック"/>
-          <a:ea typeface="游ゴシック"/>
-        </a:defRPr>
-      </a:pPr>
-      <a:endParaRPr lang="ja-JP"/>
-    </a:p>
-  </txPr>
-  <externalData xmlns:r="http://schemas.openxmlformats.org/officeDocument/2006/relationships" r:id="rId1">
-    <autoUpdate val="0"/>
-  </externalData>
-</chartSpace>
-</file>
-
-<file path=word/charts/chart3.xml><?xml version="1.0" encoding="utf-8"?>
-<chartSpace xmlns="http://schemas.openxmlformats.org/drawingml/2006/chart">
-  <roundedCorners val="0"/>
-  <style val="2"/>
-  <chart>
-    <autoTitleDeleted val="1"/>
-    <plotArea>
-      <scatterChart>
-        <ser>
-          <idx val="0"/>
-          <order val="0"/>
-          <tx>
             <v>測定値＝公称値</v>
           </tx>
           <spPr>
@@ -38393,7 +37980,7 @@
 </chartSpace>
 </file>
 
-<file path=word/charts/chart4.xml><?xml version="1.0" encoding="utf-8"?>
+<file path=word/charts/chart3.xml><?xml version="1.0" encoding="utf-8"?>
 <chartSpace xmlns="http://schemas.openxmlformats.org/drawingml/2006/chart">
   <roundedCorners val="0"/>
   <style val="2"/>
